--- a/courts/seventh-circuit/illinois/federal/bankruptcy-central-district/adversary-complaint/usage/OUTPUT-adversary-complaint.docx
+++ b/courts/seventh-circuit/illinois/federal/bankruptcy-central-district/adversary-complaint/usage/OUTPUT-adversary-complaint.docx
@@ -4,49 +4,83 @@
   <w:body>
     <w:p>
       <w:pPr>
-        <w:pStyle w:val="CenteredBold"/>
-      </w:pPr>
-      <w:r>
+        <w:spacing w:before="0" w:after="0" w:line="276" w:lineRule="exact"/>
+        <w:ind w:left="0" w:firstLine="0"/>
+        <w:jc w:val="center"/>
+      </w:pPr>
+      <w:r>
+        <w:rPr>
+          <w:b/>
+          <w:bCs/>
+        </w:rPr>
         <w:t xml:space="preserve">UNITED STATES BANKRUPTCY COURT</w:t>
       </w:r>
     </w:p>
     <w:p>
       <w:pPr>
-        <w:pStyle w:val="CourtHeadEnd"/>
-      </w:pPr>
-      <w:r>
+        <w:spacing w:before="0" w:after="552" w:line="276" w:lineRule="exact"/>
+        <w:ind w:left="0" w:firstLine="0"/>
+        <w:jc w:val="center"/>
+      </w:pPr>
+      <w:r>
+        <w:rPr>
+          <w:b/>
+          <w:bCs/>
+        </w:rPr>
         <w:t xml:space="preserve">CENTRAL DISTRICT OF ILLINOIS</w:t>
       </w:r>
     </w:p>
     <w:tbl>
       <w:tblPr>
-        <w:tblStyle w:val="Table"/>
-        <w:tblW w:type="pct" w:w="5000"/>
+        <w:tblW w:w="9360" w:type="dxa"/>
         <w:tblLayout w:type="fixed"/>
-        <w:tblLook w:firstRow="0" w:lastRow="0" w:firstColumn="0" w:lastColumn="0" w:noHBand="0" w:noVBand="0" w:val="0000"/>
+        <w:tblCellMar>
+          <w:top w:w="0" w:type="dxa"/>
+          <w:left w:w="0" w:type="dxa"/>
+          <w:bottom w:w="0" w:type="dxa"/>
+          <w:right w:w="0" w:type="dxa"/>
+        </w:tblCellMar>
+        <w:tblLook w:val="0000" w:firstRow="0" w:lastRow="0" w:firstColumn="0" w:lastColumn="0" w:noHBand="0" w:noVBand="0"/>
       </w:tblPr>
       <w:tblGrid>
-        <w:gridCol w:w="4142"/>
-        <w:gridCol w:w="365"/>
-        <w:gridCol w:w="3411"/>
+        <w:gridCol w:w="4896"/>
+        <w:gridCol w:w="432"/>
+        <w:gridCol w:w="4032"/>
       </w:tblGrid>
       <w:tr>
-        <w:tc>
-          <w:tcPr/>
-          <w:p>
-            <w:pPr>
-              <w:pStyle w:val="CaptionCell"/>
-            </w:pPr>
-            <w:r>
-              <w:t xml:space="preserve">In re:</w:t>
-            </w:r>
-          </w:p>
-        </w:tc>
-        <w:tc>
-          <w:tcPr/>
-          <w:p>
-            <w:pPr>
-              <w:pStyle w:val="CaptionParen"/>
+        <w:trPr>
+          <w:cantSplit/>
+        </w:trPr>
+        <w:tc>
+          <w:tcPr>
+            <w:tcW w:w="4896" w:type="dxa"/>
+          </w:tcPr>
+          <w:p>
+            <w:pPr>
+              <w:spacing w:before="0" w:after="0" w:line="276" w:lineRule="exact"/>
+              <w:ind w:left="0" w:firstLine="0"/>
+              <w:jc w:val="left"/>
+            </w:pPr>
+            <w:r>
+              <w:t xml:space="preserve">In</w:t>
+            </w:r>
+            <w:r>
+              <w:t xml:space="preserve"> </w:t>
+            </w:r>
+            <w:r>
+              <w:t xml:space="preserve">re:</w:t>
+            </w:r>
+          </w:p>
+        </w:tc>
+        <w:tc>
+          <w:tcPr>
+            <w:tcW w:w="432" w:type="dxa"/>
+          </w:tcPr>
+          <w:p>
+            <w:pPr>
+              <w:spacing w:before="0" w:after="0" w:line="276" w:lineRule="exact"/>
+              <w:ind w:left="0" w:firstLine="0"/>
+              <w:jc w:val="center"/>
             </w:pPr>
             <w:r>
               <w:t xml:space="preserve">)</w:t>
@@ -54,34 +88,67 @@
           </w:p>
         </w:tc>
         <w:tc>
-          <w:tcPr/>
-          <w:p>
-            <w:pPr>
-              <w:pStyle w:val="CaptionCell"/>
-            </w:pPr>
-            <w:r>
-              <w:t xml:space="preserve">Chapter 7</w:t>
+          <w:tcPr>
+            <w:tcW w:w="4032" w:type="dxa"/>
+          </w:tcPr>
+          <w:p>
+            <w:pPr>
+              <w:spacing w:before="0" w:after="0" w:line="276" w:lineRule="exact"/>
+              <w:ind w:left="0" w:firstLine="0"/>
+              <w:jc w:val="left"/>
+            </w:pPr>
+            <w:r>
+              <w:t xml:space="preserve">Chapter</w:t>
+            </w:r>
+            <w:r>
+              <w:t xml:space="preserve"> </w:t>
+            </w:r>
+            <w:r>
+              <w:t xml:space="preserve">7</w:t>
             </w:r>
           </w:p>
         </w:tc>
       </w:tr>
       <w:tr>
-        <w:tc>
-          <w:tcPr/>
-          <w:p>
-            <w:pPr>
-              <w:pStyle w:val="CaptionCell"/>
-            </w:pPr>
-            <w:r>
-              <w:t xml:space="preserve">I80 EQUIPMENT, LLC,</w:t>
-            </w:r>
-          </w:p>
-        </w:tc>
-        <w:tc>
-          <w:tcPr/>
-          <w:p>
-            <w:pPr>
-              <w:pStyle w:val="CaptionParen"/>
+        <w:trPr>
+          <w:cantSplit/>
+        </w:trPr>
+        <w:tc>
+          <w:tcPr>
+            <w:tcW w:w="4896" w:type="dxa"/>
+          </w:tcPr>
+          <w:p>
+            <w:pPr>
+              <w:spacing w:before="0" w:after="0" w:line="276" w:lineRule="exact"/>
+              <w:ind w:left="0" w:firstLine="0"/>
+              <w:jc w:val="left"/>
+            </w:pPr>
+            <w:r>
+              <w:t xml:space="preserve">I80</w:t>
+            </w:r>
+            <w:r>
+              <w:t xml:space="preserve"> </w:t>
+            </w:r>
+            <w:r>
+              <w:t xml:space="preserve">EQUIPMENT,</w:t>
+            </w:r>
+            <w:r>
+              <w:t xml:space="preserve"> </w:t>
+            </w:r>
+            <w:r>
+              <w:t xml:space="preserve">LLC,</w:t>
+            </w:r>
+          </w:p>
+        </w:tc>
+        <w:tc>
+          <w:tcPr>
+            <w:tcW w:w="432" w:type="dxa"/>
+          </w:tcPr>
+          <w:p>
+            <w:pPr>
+              <w:spacing w:before="0" w:after="0" w:line="276" w:lineRule="exact"/>
+              <w:ind w:left="0" w:firstLine="0"/>
+              <w:jc w:val="center"/>
             </w:pPr>
             <w:r>
               <w:t xml:space="preserve">)</w:t>
@@ -89,20 +156,43 @@
           </w:p>
         </w:tc>
         <w:tc>
-          <w:tcPr/>
-          <w:p/>
+          <w:tcPr>
+            <w:tcW w:w="4032" w:type="dxa"/>
+          </w:tcPr>
+          <w:p>
+            <w:pPr>
+              <w:spacing w:before="0" w:after="0" w:line="276" w:lineRule="exact"/>
+              <w:ind w:left="0" w:firstLine="0"/>
+              <w:jc w:val="left"/>
+            </w:pPr>
+          </w:p>
         </w:tc>
       </w:tr>
       <w:tr>
-        <w:tc>
-          <w:tcPr/>
-          <w:p/>
-        </w:tc>
-        <w:tc>
-          <w:tcPr/>
-          <w:p>
-            <w:pPr>
-              <w:pStyle w:val="CaptionParen"/>
+        <w:trPr>
+          <w:cantSplit/>
+        </w:trPr>
+        <w:tc>
+          <w:tcPr>
+            <w:tcW w:w="4896" w:type="dxa"/>
+          </w:tcPr>
+          <w:p>
+            <w:pPr>
+              <w:spacing w:before="0" w:after="0" w:line="276" w:lineRule="exact"/>
+              <w:ind w:left="0" w:firstLine="0"/>
+              <w:jc w:val="left"/>
+            </w:pPr>
+          </w:p>
+        </w:tc>
+        <w:tc>
+          <w:tcPr>
+            <w:tcW w:w="432" w:type="dxa"/>
+          </w:tcPr>
+          <w:p>
+            <w:pPr>
+              <w:spacing w:before="0" w:after="0" w:line="276" w:lineRule="exact"/>
+              <w:ind w:left="0" w:firstLine="0"/>
+              <w:jc w:val="center"/>
             </w:pPr>
             <w:r>
               <w:t xml:space="preserve">)</w:t>
@@ -110,23 +200,48 @@
           </w:p>
         </w:tc>
         <w:tc>
-          <w:tcPr/>
-          <w:p>
-            <w:pPr>
-              <w:pStyle w:val="CaptionCell"/>
-            </w:pPr>
-            <w:r>
-              <w:t xml:space="preserve">Case No. 17-81749</w:t>
+          <w:tcPr>
+            <w:tcW w:w="4032" w:type="dxa"/>
+          </w:tcPr>
+          <w:p>
+            <w:pPr>
+              <w:spacing w:before="0" w:after="0" w:line="276" w:lineRule="exact"/>
+              <w:ind w:left="0" w:firstLine="0"/>
+              <w:jc w:val="left"/>
+            </w:pPr>
+            <w:r>
+              <w:t xml:space="preserve">Case</w:t>
+            </w:r>
+            <w:r>
+              <w:t xml:space="preserve"> </w:t>
+            </w:r>
+            <w:r>
+              <w:t xml:space="preserve">No.</w:t>
+            </w:r>
+            <w:r>
+              <w:t xml:space="preserve"> </w:t>
+            </w:r>
+            <w:r>
+              <w:t xml:space="preserve">17</w:t>
+              <w:noBreakHyphen/>
+              <w:t xml:space="preserve">81749</w:t>
             </w:r>
           </w:p>
         </w:tc>
       </w:tr>
       <w:tr>
-        <w:tc>
-          <w:tcPr/>
-          <w:p>
-            <w:pPr>
-              <w:pStyle w:val="CaptionCell"/>
+        <w:trPr>
+          <w:cantSplit/>
+        </w:trPr>
+        <w:tc>
+          <w:tcPr>
+            <w:tcW w:w="4896" w:type="dxa"/>
+          </w:tcPr>
+          <w:p>
+            <w:pPr>
+              <w:spacing w:before="0" w:after="0" w:line="276" w:lineRule="exact"/>
+              <w:ind w:left="0" w:firstLine="0"/>
+              <w:jc w:val="left"/>
             </w:pPr>
             <w:r>
               <w:t xml:space="preserve">  Debtor.</w:t>
@@ -134,10 +249,14 @@
           </w:p>
         </w:tc>
         <w:tc>
-          <w:tcPr/>
-          <w:p>
-            <w:pPr>
-              <w:pStyle w:val="CaptionParen"/>
+          <w:tcPr>
+            <w:tcW w:w="432" w:type="dxa"/>
+          </w:tcPr>
+          <w:p>
+            <w:pPr>
+              <w:spacing w:before="0" w:after="0" w:line="276" w:lineRule="exact"/>
+              <w:ind w:left="0" w:firstLine="0"/>
+              <w:jc w:val="center"/>
             </w:pPr>
             <w:r>
               <w:t xml:space="preserve">)</w:t>
@@ -145,20 +264,43 @@
           </w:p>
         </w:tc>
         <w:tc>
-          <w:tcPr/>
-          <w:p/>
+          <w:tcPr>
+            <w:tcW w:w="4032" w:type="dxa"/>
+          </w:tcPr>
+          <w:p>
+            <w:pPr>
+              <w:spacing w:before="0" w:after="0" w:line="276" w:lineRule="exact"/>
+              <w:ind w:left="0" w:firstLine="0"/>
+              <w:jc w:val="left"/>
+            </w:pPr>
+          </w:p>
         </w:tc>
       </w:tr>
       <w:tr>
-        <w:tc>
-          <w:tcPr/>
-          <w:p/>
-        </w:tc>
-        <w:tc>
-          <w:tcPr/>
-          <w:p>
-            <w:pPr>
-              <w:pStyle w:val="CaptionParen"/>
+        <w:trPr>
+          <w:cantSplit/>
+        </w:trPr>
+        <w:tc>
+          <w:tcPr>
+            <w:tcW w:w="4896" w:type="dxa"/>
+          </w:tcPr>
+          <w:p>
+            <w:pPr>
+              <w:spacing w:before="0" w:after="0" w:line="276" w:lineRule="exact"/>
+              <w:ind w:left="0" w:firstLine="0"/>
+              <w:jc w:val="left"/>
+            </w:pPr>
+          </w:p>
+        </w:tc>
+        <w:tc>
+          <w:tcPr>
+            <w:tcW w:w="432" w:type="dxa"/>
+          </w:tcPr>
+          <w:p>
+            <w:pPr>
+              <w:spacing w:before="0" w:after="0" w:line="276" w:lineRule="exact"/>
+              <w:ind w:left="0" w:firstLine="0"/>
+              <w:jc w:val="center"/>
             </w:pPr>
             <w:r>
               <w:t xml:space="preserve">)</w:t>
@@ -166,27 +308,58 @@
           </w:p>
         </w:tc>
         <w:tc>
-          <w:tcPr/>
-          <w:p/>
+          <w:tcPr>
+            <w:tcW w:w="4032" w:type="dxa"/>
+          </w:tcPr>
+          <w:p>
+            <w:pPr>
+              <w:spacing w:before="0" w:after="0" w:line="276" w:lineRule="exact"/>
+              <w:ind w:left="0" w:firstLine="0"/>
+              <w:jc w:val="left"/>
+            </w:pPr>
+          </w:p>
         </w:tc>
       </w:tr>
       <w:tr>
-        <w:tc>
-          <w:tcPr/>
-          <w:p>
-            <w:pPr>
-              <w:pStyle w:val="CaptionCell"/>
-            </w:pPr>
-            <w:r>
-              <w:t xml:space="preserve">FIRST MIDWEST BANK,</w:t>
-            </w:r>
-          </w:p>
-        </w:tc>
-        <w:tc>
-          <w:tcPr/>
-          <w:p>
-            <w:pPr>
-              <w:pStyle w:val="CaptionParen"/>
+        <w:trPr>
+          <w:cantSplit/>
+        </w:trPr>
+        <w:tc>
+          <w:tcPr>
+            <w:tcW w:w="4896" w:type="dxa"/>
+          </w:tcPr>
+          <w:p>
+            <w:pPr>
+              <w:spacing w:before="0" w:after="0" w:line="276" w:lineRule="exact"/>
+              <w:ind w:left="0" w:firstLine="0"/>
+              <w:jc w:val="left"/>
+            </w:pPr>
+            <w:r>
+              <w:t xml:space="preserve">FIRST</w:t>
+            </w:r>
+            <w:r>
+              <w:t xml:space="preserve"> </w:t>
+            </w:r>
+            <w:r>
+              <w:t xml:space="preserve">MIDWEST</w:t>
+            </w:r>
+            <w:r>
+              <w:t xml:space="preserve"> </w:t>
+            </w:r>
+            <w:r>
+              <w:t xml:space="preserve">BANK,</w:t>
+            </w:r>
+          </w:p>
+        </w:tc>
+        <w:tc>
+          <w:tcPr>
+            <w:tcW w:w="432" w:type="dxa"/>
+          </w:tcPr>
+          <w:p>
+            <w:pPr>
+              <w:spacing w:before="0" w:after="0" w:line="276" w:lineRule="exact"/>
+              <w:ind w:left="0" w:firstLine="0"/>
+              <w:jc w:val="center"/>
             </w:pPr>
             <w:r>
               <w:t xml:space="preserve">)</w:t>
@@ -194,20 +367,43 @@
           </w:p>
         </w:tc>
         <w:tc>
-          <w:tcPr/>
-          <w:p/>
+          <w:tcPr>
+            <w:tcW w:w="4032" w:type="dxa"/>
+          </w:tcPr>
+          <w:p>
+            <w:pPr>
+              <w:spacing w:before="0" w:after="0" w:line="276" w:lineRule="exact"/>
+              <w:ind w:left="0" w:firstLine="0"/>
+              <w:jc w:val="left"/>
+            </w:pPr>
+          </w:p>
         </w:tc>
       </w:tr>
       <w:tr>
-        <w:tc>
-          <w:tcPr/>
-          <w:p/>
-        </w:tc>
-        <w:tc>
-          <w:tcPr/>
-          <w:p>
-            <w:pPr>
-              <w:pStyle w:val="CaptionParen"/>
+        <w:trPr>
+          <w:cantSplit/>
+        </w:trPr>
+        <w:tc>
+          <w:tcPr>
+            <w:tcW w:w="4896" w:type="dxa"/>
+          </w:tcPr>
+          <w:p>
+            <w:pPr>
+              <w:spacing w:before="0" w:after="0" w:line="276" w:lineRule="exact"/>
+              <w:ind w:left="0" w:firstLine="0"/>
+              <w:jc w:val="left"/>
+            </w:pPr>
+          </w:p>
+        </w:tc>
+        <w:tc>
+          <w:tcPr>
+            <w:tcW w:w="432" w:type="dxa"/>
+          </w:tcPr>
+          <w:p>
+            <w:pPr>
+              <w:spacing w:before="0" w:after="0" w:line="276" w:lineRule="exact"/>
+              <w:ind w:left="0" w:firstLine="0"/>
+              <w:jc w:val="center"/>
             </w:pPr>
             <w:r>
               <w:t xml:space="preserve">)</w:t>
@@ -215,23 +411,52 @@
           </w:p>
         </w:tc>
         <w:tc>
-          <w:tcPr/>
-          <w:p>
-            <w:pPr>
-              <w:pStyle w:val="CaptionCell"/>
-            </w:pPr>
-            <w:r>
-              <w:t xml:space="preserve">Adversary Proc. No. _____________</w:t>
+          <w:tcPr>
+            <w:tcW w:w="4032" w:type="dxa"/>
+          </w:tcPr>
+          <w:p>
+            <w:pPr>
+              <w:spacing w:before="0" w:after="0" w:line="276" w:lineRule="exact"/>
+              <w:ind w:left="0" w:firstLine="0"/>
+              <w:jc w:val="left"/>
+            </w:pPr>
+            <w:r>
+              <w:t xml:space="preserve">Adversary</w:t>
+            </w:r>
+            <w:r>
+              <w:t xml:space="preserve"> </w:t>
+            </w:r>
+            <w:r>
+              <w:t xml:space="preserve">Proc.</w:t>
+            </w:r>
+            <w:r>
+              <w:t xml:space="preserve"> </w:t>
+            </w:r>
+            <w:r>
+              <w:t xml:space="preserve">No.</w:t>
+            </w:r>
+            <w:r>
+              <w:t xml:space="preserve"> </w:t>
+            </w:r>
+            <w:r>
+              <w:t xml:space="preserve">_____________</w:t>
             </w:r>
           </w:p>
         </w:tc>
       </w:tr>
       <w:tr>
-        <w:tc>
-          <w:tcPr/>
-          <w:p>
-            <w:pPr>
-              <w:pStyle w:val="CaptionCell"/>
+        <w:trPr>
+          <w:cantSplit/>
+        </w:trPr>
+        <w:tc>
+          <w:tcPr>
+            <w:tcW w:w="4896" w:type="dxa"/>
+          </w:tcPr>
+          <w:p>
+            <w:pPr>
+              <w:spacing w:before="0" w:after="0" w:line="276" w:lineRule="exact"/>
+              <w:ind w:left="0" w:firstLine="0"/>
+              <w:jc w:val="left"/>
             </w:pPr>
             <w:r>
               <w:t xml:space="preserve">  Plaintiff,</w:t>
@@ -239,10 +464,14 @@
           </w:p>
         </w:tc>
         <w:tc>
-          <w:tcPr/>
-          <w:p>
-            <w:pPr>
-              <w:pStyle w:val="CaptionParen"/>
+          <w:tcPr>
+            <w:tcW w:w="432" w:type="dxa"/>
+          </w:tcPr>
+          <w:p>
+            <w:pPr>
+              <w:spacing w:before="0" w:after="0" w:line="276" w:lineRule="exact"/>
+              <w:ind w:left="0" w:firstLine="0"/>
+              <w:jc w:val="center"/>
             </w:pPr>
             <w:r>
               <w:t xml:space="preserve">)</w:t>
@@ -250,20 +479,43 @@
           </w:p>
         </w:tc>
         <w:tc>
-          <w:tcPr/>
-          <w:p/>
+          <w:tcPr>
+            <w:tcW w:w="4032" w:type="dxa"/>
+          </w:tcPr>
+          <w:p>
+            <w:pPr>
+              <w:spacing w:before="0" w:after="0" w:line="276" w:lineRule="exact"/>
+              <w:ind w:left="0" w:firstLine="0"/>
+              <w:jc w:val="left"/>
+            </w:pPr>
+          </w:p>
         </w:tc>
       </w:tr>
       <w:tr>
-        <w:tc>
-          <w:tcPr/>
-          <w:p/>
-        </w:tc>
-        <w:tc>
-          <w:tcPr/>
-          <w:p>
-            <w:pPr>
-              <w:pStyle w:val="CaptionParen"/>
+        <w:trPr>
+          <w:cantSplit/>
+        </w:trPr>
+        <w:tc>
+          <w:tcPr>
+            <w:tcW w:w="4896" w:type="dxa"/>
+          </w:tcPr>
+          <w:p>
+            <w:pPr>
+              <w:spacing w:before="0" w:after="0" w:line="276" w:lineRule="exact"/>
+              <w:ind w:left="0" w:firstLine="0"/>
+              <w:jc w:val="left"/>
+            </w:pPr>
+          </w:p>
+        </w:tc>
+        <w:tc>
+          <w:tcPr>
+            <w:tcW w:w="432" w:type="dxa"/>
+          </w:tcPr>
+          <w:p>
+            <w:pPr>
+              <w:spacing w:before="0" w:after="0" w:line="276" w:lineRule="exact"/>
+              <w:ind w:left="0" w:firstLine="0"/>
+              <w:jc w:val="center"/>
             </w:pPr>
             <w:r>
               <w:t xml:space="preserve">)</w:t>
@@ -271,16 +523,31 @@
           </w:p>
         </w:tc>
         <w:tc>
-          <w:tcPr/>
-          <w:p/>
+          <w:tcPr>
+            <w:tcW w:w="4032" w:type="dxa"/>
+          </w:tcPr>
+          <w:p>
+            <w:pPr>
+              <w:spacing w:before="0" w:after="0" w:line="276" w:lineRule="exact"/>
+              <w:ind w:left="0" w:firstLine="0"/>
+              <w:jc w:val="left"/>
+            </w:pPr>
+          </w:p>
         </w:tc>
       </w:tr>
       <w:tr>
-        <w:tc>
-          <w:tcPr/>
-          <w:p>
-            <w:pPr>
-              <w:pStyle w:val="CaptionCell"/>
+        <w:trPr>
+          <w:cantSplit/>
+        </w:trPr>
+        <w:tc>
+          <w:tcPr>
+            <w:tcW w:w="4896" w:type="dxa"/>
+          </w:tcPr>
+          <w:p>
+            <w:pPr>
+              <w:spacing w:before="0" w:after="0" w:line="276" w:lineRule="exact"/>
+              <w:ind w:left="0" w:firstLine="0"/>
+              <w:jc w:val="left"/>
             </w:pPr>
             <w:r>
               <w:t xml:space="preserve">v.</w:t>
@@ -288,10 +555,14 @@
           </w:p>
         </w:tc>
         <w:tc>
-          <w:tcPr/>
-          <w:p>
-            <w:pPr>
-              <w:pStyle w:val="CaptionParen"/>
+          <w:tcPr>
+            <w:tcW w:w="432" w:type="dxa"/>
+          </w:tcPr>
+          <w:p>
+            <w:pPr>
+              <w:spacing w:before="0" w:after="0" w:line="276" w:lineRule="exact"/>
+              <w:ind w:left="0" w:firstLine="0"/>
+              <w:jc w:val="center"/>
             </w:pPr>
             <w:r>
               <w:t xml:space="preserve">)</w:t>
@@ -299,20 +570,43 @@
           </w:p>
         </w:tc>
         <w:tc>
-          <w:tcPr/>
-          <w:p/>
+          <w:tcPr>
+            <w:tcW w:w="4032" w:type="dxa"/>
+          </w:tcPr>
+          <w:p>
+            <w:pPr>
+              <w:spacing w:before="0" w:after="0" w:line="276" w:lineRule="exact"/>
+              <w:ind w:left="0" w:firstLine="0"/>
+              <w:jc w:val="left"/>
+            </w:pPr>
+          </w:p>
         </w:tc>
       </w:tr>
       <w:tr>
-        <w:tc>
-          <w:tcPr/>
-          <w:p/>
-        </w:tc>
-        <w:tc>
-          <w:tcPr/>
-          <w:p>
-            <w:pPr>
-              <w:pStyle w:val="CaptionParen"/>
+        <w:trPr>
+          <w:cantSplit/>
+        </w:trPr>
+        <w:tc>
+          <w:tcPr>
+            <w:tcW w:w="4896" w:type="dxa"/>
+          </w:tcPr>
+          <w:p>
+            <w:pPr>
+              <w:spacing w:before="0" w:after="0" w:line="276" w:lineRule="exact"/>
+              <w:ind w:left="0" w:firstLine="0"/>
+              <w:jc w:val="left"/>
+            </w:pPr>
+          </w:p>
+        </w:tc>
+        <w:tc>
+          <w:tcPr>
+            <w:tcW w:w="432" w:type="dxa"/>
+          </w:tcPr>
+          <w:p>
+            <w:pPr>
+              <w:spacing w:before="0" w:after="0" w:line="276" w:lineRule="exact"/>
+              <w:ind w:left="0" w:firstLine="0"/>
+              <w:jc w:val="center"/>
             </w:pPr>
             <w:r>
               <w:t xml:space="preserve">)</w:t>
@@ -320,27 +614,64 @@
           </w:p>
         </w:tc>
         <w:tc>
-          <w:tcPr/>
-          <w:p/>
+          <w:tcPr>
+            <w:tcW w:w="4032" w:type="dxa"/>
+          </w:tcPr>
+          <w:p>
+            <w:pPr>
+              <w:spacing w:before="0" w:after="0" w:line="276" w:lineRule="exact"/>
+              <w:ind w:left="0" w:firstLine="0"/>
+              <w:jc w:val="left"/>
+            </w:pPr>
+          </w:p>
         </w:tc>
       </w:tr>
       <w:tr>
-        <w:tc>
-          <w:tcPr/>
-          <w:p>
-            <w:pPr>
-              <w:pStyle w:val="CaptionCell"/>
-            </w:pPr>
-            <w:r>
-              <w:t xml:space="preserve">JEANA K. REINBOLD, NOT</w:t>
-            </w:r>
-          </w:p>
-        </w:tc>
-        <w:tc>
-          <w:tcPr/>
-          <w:p>
-            <w:pPr>
-              <w:pStyle w:val="CaptionParen"/>
+        <w:trPr>
+          <w:cantSplit/>
+        </w:trPr>
+        <w:tc>
+          <w:tcPr>
+            <w:tcW w:w="4896" w:type="dxa"/>
+          </w:tcPr>
+          <w:p>
+            <w:pPr>
+              <w:spacing w:before="0" w:after="0" w:line="276" w:lineRule="exact"/>
+              <w:ind w:left="0" w:firstLine="0"/>
+              <w:jc w:val="left"/>
+            </w:pPr>
+            <w:r>
+              <w:t xml:space="preserve">JEANA</w:t>
+            </w:r>
+            <w:r>
+              <w:t xml:space="preserve"> </w:t>
+            </w:r>
+            <w:r>
+              <w:t xml:space="preserve">K.</w:t>
+            </w:r>
+            <w:r>
+              <w:t xml:space="preserve"> </w:t>
+            </w:r>
+            <w:r>
+              <w:t xml:space="preserve">REINBOLD,</w:t>
+            </w:r>
+            <w:r>
+              <w:t xml:space="preserve"> </w:t>
+            </w:r>
+            <w:r>
+              <w:t xml:space="preserve">NOT</w:t>
+            </w:r>
+          </w:p>
+        </w:tc>
+        <w:tc>
+          <w:tcPr>
+            <w:tcW w:w="432" w:type="dxa"/>
+          </w:tcPr>
+          <w:p>
+            <w:pPr>
+              <w:spacing w:before="0" w:after="0" w:line="276" w:lineRule="exact"/>
+              <w:ind w:left="0" w:firstLine="0"/>
+              <w:jc w:val="center"/>
             </w:pPr>
             <w:r>
               <w:t xml:space="preserve">)</w:t>
@@ -348,27 +679,58 @@
           </w:p>
         </w:tc>
         <w:tc>
-          <w:tcPr/>
-          <w:p/>
+          <w:tcPr>
+            <w:tcW w:w="4032" w:type="dxa"/>
+          </w:tcPr>
+          <w:p>
+            <w:pPr>
+              <w:spacing w:before="0" w:after="0" w:line="276" w:lineRule="exact"/>
+              <w:ind w:left="0" w:firstLine="0"/>
+              <w:jc w:val="left"/>
+            </w:pPr>
+          </w:p>
         </w:tc>
       </w:tr>
       <w:tr>
-        <w:tc>
-          <w:tcPr/>
-          <w:p>
-            <w:pPr>
-              <w:pStyle w:val="CaptionCell"/>
-            </w:pPr>
-            <w:r>
-              <w:t xml:space="preserve">INDIVIDUALLY BUT SOLELY</w:t>
-            </w:r>
-          </w:p>
-        </w:tc>
-        <w:tc>
-          <w:tcPr/>
-          <w:p>
-            <w:pPr>
-              <w:pStyle w:val="CaptionParen"/>
+        <w:trPr>
+          <w:cantSplit/>
+        </w:trPr>
+        <w:tc>
+          <w:tcPr>
+            <w:tcW w:w="4896" w:type="dxa"/>
+          </w:tcPr>
+          <w:p>
+            <w:pPr>
+              <w:spacing w:before="0" w:after="0" w:line="276" w:lineRule="exact"/>
+              <w:ind w:left="0" w:firstLine="0"/>
+              <w:jc w:val="left"/>
+            </w:pPr>
+            <w:r>
+              <w:t xml:space="preserve">INDIVIDUALLY</w:t>
+            </w:r>
+            <w:r>
+              <w:t xml:space="preserve"> </w:t>
+            </w:r>
+            <w:r>
+              <w:t xml:space="preserve">BUT</w:t>
+            </w:r>
+            <w:r>
+              <w:t xml:space="preserve"> </w:t>
+            </w:r>
+            <w:r>
+              <w:t xml:space="preserve">SOLELY</w:t>
+            </w:r>
+          </w:p>
+        </w:tc>
+        <w:tc>
+          <w:tcPr>
+            <w:tcW w:w="432" w:type="dxa"/>
+          </w:tcPr>
+          <w:p>
+            <w:pPr>
+              <w:spacing w:before="0" w:after="0" w:line="276" w:lineRule="exact"/>
+              <w:ind w:left="0" w:firstLine="0"/>
+              <w:jc w:val="center"/>
             </w:pPr>
             <w:r>
               <w:t xml:space="preserve">)</w:t>
@@ -376,27 +738,76 @@
           </w:p>
         </w:tc>
         <w:tc>
-          <w:tcPr/>
-          <w:p/>
+          <w:tcPr>
+            <w:tcW w:w="4032" w:type="dxa"/>
+          </w:tcPr>
+          <w:p>
+            <w:pPr>
+              <w:spacing w:before="0" w:after="0" w:line="276" w:lineRule="exact"/>
+              <w:ind w:left="0" w:firstLine="0"/>
+              <w:jc w:val="left"/>
+            </w:pPr>
+          </w:p>
         </w:tc>
       </w:tr>
       <w:tr>
-        <w:tc>
-          <w:tcPr/>
-          <w:p>
-            <w:pPr>
-              <w:pStyle w:val="CaptionCell"/>
-            </w:pPr>
-            <w:r>
-              <w:t xml:space="preserve">IN HER CAPACITY AS CHAPTER 7</w:t>
-            </w:r>
-          </w:p>
-        </w:tc>
-        <w:tc>
-          <w:tcPr/>
-          <w:p>
-            <w:pPr>
-              <w:pStyle w:val="CaptionParen"/>
+        <w:trPr>
+          <w:cantSplit/>
+        </w:trPr>
+        <w:tc>
+          <w:tcPr>
+            <w:tcW w:w="4896" w:type="dxa"/>
+          </w:tcPr>
+          <w:p>
+            <w:pPr>
+              <w:spacing w:before="0" w:after="0" w:line="276" w:lineRule="exact"/>
+              <w:ind w:left="0" w:firstLine="0"/>
+              <w:jc w:val="left"/>
+            </w:pPr>
+            <w:r>
+              <w:t xml:space="preserve">IN</w:t>
+            </w:r>
+            <w:r>
+              <w:t xml:space="preserve"> </w:t>
+            </w:r>
+            <w:r>
+              <w:t xml:space="preserve">HER</w:t>
+            </w:r>
+            <w:r>
+              <w:t xml:space="preserve"> </w:t>
+            </w:r>
+            <w:r>
+              <w:t xml:space="preserve">CAPACITY</w:t>
+            </w:r>
+            <w:r>
+              <w:t xml:space="preserve"> </w:t>
+            </w:r>
+            <w:r>
+              <w:t xml:space="preserve">AS</w:t>
+            </w:r>
+            <w:r>
+              <w:t xml:space="preserve"> </w:t>
+            </w:r>
+            <w:r>
+              <w:t xml:space="preserve">CHAPTER</w:t>
+            </w:r>
+            <w:r>
+              <w:t xml:space="preserve"> </w:t>
+            </w:r>
+            <w:r>
+              <w:t xml:space="preserve">7</w:t>
+            </w:r>
+          </w:p>
+        </w:tc>
+        <w:tc>
+          <w:tcPr>
+            <w:tcW w:w="432" w:type="dxa"/>
+          </w:tcPr>
+          <w:p>
+            <w:pPr>
+              <w:spacing w:before="0" w:after="0" w:line="276" w:lineRule="exact"/>
+              <w:ind w:left="0" w:firstLine="0"/>
+              <w:jc w:val="center"/>
             </w:pPr>
             <w:r>
               <w:t xml:space="preserve">)</w:t>
@@ -404,27 +815,70 @@
           </w:p>
         </w:tc>
         <w:tc>
-          <w:tcPr/>
-          <w:p/>
+          <w:tcPr>
+            <w:tcW w:w="4032" w:type="dxa"/>
+          </w:tcPr>
+          <w:p>
+            <w:pPr>
+              <w:spacing w:before="0" w:after="0" w:line="276" w:lineRule="exact"/>
+              <w:ind w:left="0" w:firstLine="0"/>
+              <w:jc w:val="left"/>
+            </w:pPr>
+          </w:p>
         </w:tc>
       </w:tr>
       <w:tr>
-        <w:tc>
-          <w:tcPr/>
-          <w:p>
-            <w:pPr>
-              <w:pStyle w:val="CaptionCell"/>
-            </w:pPr>
-            <w:r>
-              <w:t xml:space="preserve">TRUSTEE OF THE ESTATE OF</w:t>
-            </w:r>
-          </w:p>
-        </w:tc>
-        <w:tc>
-          <w:tcPr/>
-          <w:p>
-            <w:pPr>
-              <w:pStyle w:val="CaptionParen"/>
+        <w:trPr>
+          <w:cantSplit/>
+        </w:trPr>
+        <w:tc>
+          <w:tcPr>
+            <w:tcW w:w="4896" w:type="dxa"/>
+          </w:tcPr>
+          <w:p>
+            <w:pPr>
+              <w:spacing w:before="0" w:after="0" w:line="276" w:lineRule="exact"/>
+              <w:ind w:left="0" w:firstLine="0"/>
+              <w:jc w:val="left"/>
+            </w:pPr>
+            <w:r>
+              <w:t xml:space="preserve">TRUSTEE</w:t>
+            </w:r>
+            <w:r>
+              <w:t xml:space="preserve"> </w:t>
+            </w:r>
+            <w:r>
+              <w:t xml:space="preserve">OF</w:t>
+            </w:r>
+            <w:r>
+              <w:t xml:space="preserve"> </w:t>
+            </w:r>
+            <w:r>
+              <w:t xml:space="preserve">THE</w:t>
+            </w:r>
+            <w:r>
+              <w:t xml:space="preserve"> </w:t>
+            </w:r>
+            <w:r>
+              <w:t xml:space="preserve">ESTATE</w:t>
+            </w:r>
+            <w:r>
+              <w:t xml:space="preserve"> </w:t>
+            </w:r>
+            <w:r>
+              <w:t xml:space="preserve">OF</w:t>
+            </w:r>
+          </w:p>
+        </w:tc>
+        <w:tc>
+          <w:tcPr>
+            <w:tcW w:w="432" w:type="dxa"/>
+          </w:tcPr>
+          <w:p>
+            <w:pPr>
+              <w:spacing w:before="0" w:after="0" w:line="276" w:lineRule="exact"/>
+              <w:ind w:left="0" w:firstLine="0"/>
+              <w:jc w:val="center"/>
             </w:pPr>
             <w:r>
               <w:t xml:space="preserve">)</w:t>
@@ -432,27 +886,58 @@
           </w:p>
         </w:tc>
         <w:tc>
-          <w:tcPr/>
-          <w:p/>
+          <w:tcPr>
+            <w:tcW w:w="4032" w:type="dxa"/>
+          </w:tcPr>
+          <w:p>
+            <w:pPr>
+              <w:spacing w:before="0" w:after="0" w:line="276" w:lineRule="exact"/>
+              <w:ind w:left="0" w:firstLine="0"/>
+              <w:jc w:val="left"/>
+            </w:pPr>
+          </w:p>
         </w:tc>
       </w:tr>
       <w:tr>
-        <w:tc>
-          <w:tcPr/>
-          <w:p>
-            <w:pPr>
-              <w:pStyle w:val="CaptionCell"/>
-            </w:pPr>
-            <w:r>
-              <w:t xml:space="preserve">I80 EQUIPMENT, LLC,</w:t>
-            </w:r>
-          </w:p>
-        </w:tc>
-        <w:tc>
-          <w:tcPr/>
-          <w:p>
-            <w:pPr>
-              <w:pStyle w:val="CaptionParen"/>
+        <w:trPr>
+          <w:cantSplit/>
+        </w:trPr>
+        <w:tc>
+          <w:tcPr>
+            <w:tcW w:w="4896" w:type="dxa"/>
+          </w:tcPr>
+          <w:p>
+            <w:pPr>
+              <w:spacing w:before="0" w:after="0" w:line="276" w:lineRule="exact"/>
+              <w:ind w:left="0" w:firstLine="0"/>
+              <w:jc w:val="left"/>
+            </w:pPr>
+            <w:r>
+              <w:t xml:space="preserve">I80</w:t>
+            </w:r>
+            <w:r>
+              <w:t xml:space="preserve"> </w:t>
+            </w:r>
+            <w:r>
+              <w:t xml:space="preserve">EQUIPMENT,</w:t>
+            </w:r>
+            <w:r>
+              <w:t xml:space="preserve"> </w:t>
+            </w:r>
+            <w:r>
+              <w:t xml:space="preserve">LLC,</w:t>
+            </w:r>
+          </w:p>
+        </w:tc>
+        <w:tc>
+          <w:tcPr>
+            <w:tcW w:w="432" w:type="dxa"/>
+          </w:tcPr>
+          <w:p>
+            <w:pPr>
+              <w:spacing w:before="0" w:after="0" w:line="276" w:lineRule="exact"/>
+              <w:ind w:left="0" w:firstLine="0"/>
+              <w:jc w:val="center"/>
             </w:pPr>
             <w:r>
               <w:t xml:space="preserve">)</w:t>
@@ -460,20 +945,43 @@
           </w:p>
         </w:tc>
         <w:tc>
-          <w:tcPr/>
-          <w:p/>
+          <w:tcPr>
+            <w:tcW w:w="4032" w:type="dxa"/>
+          </w:tcPr>
+          <w:p>
+            <w:pPr>
+              <w:spacing w:before="0" w:after="0" w:line="276" w:lineRule="exact"/>
+              <w:ind w:left="0" w:firstLine="0"/>
+              <w:jc w:val="left"/>
+            </w:pPr>
+          </w:p>
         </w:tc>
       </w:tr>
       <w:tr>
-        <w:tc>
-          <w:tcPr/>
-          <w:p/>
-        </w:tc>
-        <w:tc>
-          <w:tcPr/>
-          <w:p>
-            <w:pPr>
-              <w:pStyle w:val="CaptionParen"/>
+        <w:trPr>
+          <w:cantSplit/>
+        </w:trPr>
+        <w:tc>
+          <w:tcPr>
+            <w:tcW w:w="4896" w:type="dxa"/>
+          </w:tcPr>
+          <w:p>
+            <w:pPr>
+              <w:spacing w:before="0" w:after="0" w:line="276" w:lineRule="exact"/>
+              <w:ind w:left="0" w:firstLine="0"/>
+              <w:jc w:val="left"/>
+            </w:pPr>
+          </w:p>
+        </w:tc>
+        <w:tc>
+          <w:tcPr>
+            <w:tcW w:w="432" w:type="dxa"/>
+          </w:tcPr>
+          <w:p>
+            <w:pPr>
+              <w:spacing w:before="0" w:after="0" w:line="276" w:lineRule="exact"/>
+              <w:ind w:left="0" w:firstLine="0"/>
+              <w:jc w:val="center"/>
             </w:pPr>
             <w:r>
               <w:t xml:space="preserve">)</w:t>
@@ -481,16 +989,31 @@
           </w:p>
         </w:tc>
         <w:tc>
-          <w:tcPr/>
-          <w:p/>
+          <w:tcPr>
+            <w:tcW w:w="4032" w:type="dxa"/>
+          </w:tcPr>
+          <w:p>
+            <w:pPr>
+              <w:spacing w:before="0" w:after="0" w:line="276" w:lineRule="exact"/>
+              <w:ind w:left="0" w:firstLine="0"/>
+              <w:jc w:val="left"/>
+            </w:pPr>
+          </w:p>
         </w:tc>
       </w:tr>
       <w:tr>
-        <w:tc>
-          <w:tcPr/>
-          <w:p>
-            <w:pPr>
-              <w:pStyle w:val="CaptionCell"/>
+        <w:trPr>
+          <w:cantSplit/>
+        </w:trPr>
+        <w:tc>
+          <w:tcPr>
+            <w:tcW w:w="4896" w:type="dxa"/>
+          </w:tcPr>
+          <w:p>
+            <w:pPr>
+              <w:spacing w:before="0" w:after="0" w:line="276" w:lineRule="exact"/>
+              <w:ind w:left="0" w:firstLine="0"/>
+              <w:jc w:val="left"/>
             </w:pPr>
             <w:r>
               <w:t xml:space="preserve">  Defendant.</w:t>
@@ -498,10 +1021,14 @@
           </w:p>
         </w:tc>
         <w:tc>
-          <w:tcPr/>
-          <w:p>
-            <w:pPr>
-              <w:pStyle w:val="CaptionParen"/>
+          <w:tcPr>
+            <w:tcW w:w="432" w:type="dxa"/>
+          </w:tcPr>
+          <w:p>
+            <w:pPr>
+              <w:spacing w:before="0" w:after="0" w:line="276" w:lineRule="exact"/>
+              <w:ind w:left="0" w:firstLine="0"/>
+              <w:jc w:val="center"/>
             </w:pPr>
             <w:r>
               <w:t xml:space="preserve">)</w:t>
@@ -509,22 +1036,372 @@
           </w:p>
         </w:tc>
         <w:tc>
-          <w:tcPr/>
-          <w:p/>
+          <w:tcPr>
+            <w:tcW w:w="4032" w:type="dxa"/>
+          </w:tcPr>
+          <w:p>
+            <w:pPr>
+              <w:spacing w:before="0" w:after="0" w:line="276" w:lineRule="exact"/>
+              <w:ind w:left="0" w:firstLine="0"/>
+              <w:jc w:val="left"/>
+            </w:pPr>
+          </w:p>
         </w:tc>
       </w:tr>
     </w:tbl>
     <w:p>
       <w:pPr>
-        <w:pStyle w:val="TitleLine"/>
-      </w:pPr>
-      <w:r>
-        <w:t xml:space="preserve">COMPLAINT FOR DECLARATORY JUDGMENT DETERMINING THE VALIDITY, PRIORITY AND EXTENT OF FIRST MIDWEST BANK’S FIRST-FILED LIEN ON I80 EQUIPMENT, LLC’S ASSETS AND FOR INJUNCTIVE RELIEF</w:t>
-      </w:r>
-    </w:p>
-    <w:p>
-      <w:pPr>
-        <w:pStyle w:val="FirstParagraph"/>
+        <w:spacing w:before="552" w:after="276" w:line="276" w:lineRule="exact"/>
+        <w:ind w:left="720" w:right="720" w:firstLine="0"/>
+        <w:jc w:val="center"/>
+      </w:pPr>
+      <w:r>
+        <w:rPr>
+          <w:b/>
+          <w:bCs/>
+        </w:rPr>
+        <w:t xml:space="preserve">COMPLAINT</w:t>
+      </w:r>
+      <w:r>
+        <w:rPr>
+          <w:b/>
+          <w:bCs/>
+        </w:rPr>
+        <w:t xml:space="preserve"> </w:t>
+      </w:r>
+      <w:r>
+        <w:rPr>
+          <w:b/>
+          <w:bCs/>
+        </w:rPr>
+        <w:t xml:space="preserve">FOR</w:t>
+      </w:r>
+      <w:r>
+        <w:rPr>
+          <w:b/>
+          <w:bCs/>
+        </w:rPr>
+        <w:t xml:space="preserve"> </w:t>
+      </w:r>
+      <w:r>
+        <w:rPr>
+          <w:b/>
+          <w:bCs/>
+        </w:rPr>
+        <w:t xml:space="preserve">DECLARATORY</w:t>
+      </w:r>
+      <w:r>
+        <w:rPr>
+          <w:b/>
+          <w:bCs/>
+        </w:rPr>
+        <w:t xml:space="preserve"> </w:t>
+      </w:r>
+      <w:r>
+        <w:rPr>
+          <w:b/>
+          <w:bCs/>
+        </w:rPr>
+        <w:t xml:space="preserve">JUDGMENT</w:t>
+      </w:r>
+      <w:r>
+        <w:rPr>
+          <w:b/>
+          <w:bCs/>
+        </w:rPr>
+        <w:t xml:space="preserve"> </w:t>
+      </w:r>
+      <w:r>
+        <w:rPr>
+          <w:b/>
+          <w:bCs/>
+        </w:rPr>
+        <w:t xml:space="preserve">DETERMINING</w:t>
+      </w:r>
+      <w:r>
+        <w:rPr>
+          <w:b/>
+          <w:bCs/>
+        </w:rPr>
+        <w:t xml:space="preserve"> </w:t>
+      </w:r>
+      <w:r>
+        <w:rPr>
+          <w:b/>
+          <w:bCs/>
+        </w:rPr>
+        <w:t xml:space="preserve">THE</w:t>
+      </w:r>
+      <w:r>
+        <w:rPr>
+          <w:b/>
+          <w:bCs/>
+        </w:rPr>
+        <w:t xml:space="preserve"> </w:t>
+      </w:r>
+      <w:r>
+        <w:rPr>
+          <w:b/>
+          <w:bCs/>
+        </w:rPr>
+        <w:t xml:space="preserve">VALIDITY,</w:t>
+      </w:r>
+      <w:r>
+        <w:rPr>
+          <w:b/>
+          <w:bCs/>
+        </w:rPr>
+        <w:t xml:space="preserve"> </w:t>
+      </w:r>
+      <w:r>
+        <w:rPr>
+          <w:b/>
+          <w:bCs/>
+        </w:rPr>
+        <w:t xml:space="preserve">PRIORITY</w:t>
+      </w:r>
+      <w:r>
+        <w:rPr>
+          <w:b/>
+          <w:bCs/>
+        </w:rPr>
+        <w:t xml:space="preserve"> </w:t>
+      </w:r>
+      <w:r>
+        <w:rPr>
+          <w:b/>
+          <w:bCs/>
+        </w:rPr>
+        <w:t xml:space="preserve">AND</w:t>
+      </w:r>
+      <w:r>
+        <w:rPr>
+          <w:b/>
+          <w:bCs/>
+        </w:rPr>
+        <w:t xml:space="preserve"> </w:t>
+      </w:r>
+      <w:r>
+        <w:rPr>
+          <w:b/>
+          <w:bCs/>
+        </w:rPr>
+        <w:t xml:space="preserve">EXTENT</w:t>
+      </w:r>
+      <w:r>
+        <w:rPr>
+          <w:b/>
+          <w:bCs/>
+        </w:rPr>
+        <w:t xml:space="preserve"> </w:t>
+      </w:r>
+      <w:r>
+        <w:rPr>
+          <w:b/>
+          <w:bCs/>
+        </w:rPr>
+        <w:t xml:space="preserve">OF</w:t>
+      </w:r>
+      <w:r>
+        <w:rPr>
+          <w:b/>
+          <w:bCs/>
+        </w:rPr>
+        <w:t xml:space="preserve"> </w:t>
+      </w:r>
+      <w:r>
+        <w:rPr>
+          <w:b/>
+          <w:bCs/>
+        </w:rPr>
+        <w:t xml:space="preserve">FIRST</w:t>
+      </w:r>
+      <w:r>
+        <w:rPr>
+          <w:b/>
+          <w:bCs/>
+        </w:rPr>
+        <w:t xml:space="preserve"> </w:t>
+      </w:r>
+      <w:r>
+        <w:rPr>
+          <w:b/>
+          <w:bCs/>
+        </w:rPr>
+        <w:t xml:space="preserve">MIDWEST</w:t>
+      </w:r>
+      <w:r>
+        <w:rPr>
+          <w:b/>
+          <w:bCs/>
+        </w:rPr>
+        <w:t xml:space="preserve"> </w:t>
+      </w:r>
+      <w:r>
+        <w:rPr>
+          <w:b/>
+          <w:bCs/>
+        </w:rPr>
+        <w:t xml:space="preserve">BANK’S</w:t>
+      </w:r>
+      <w:r>
+        <w:rPr>
+          <w:b/>
+          <w:bCs/>
+        </w:rPr>
+        <w:t xml:space="preserve"> </w:t>
+      </w:r>
+      <w:r>
+        <w:rPr>
+          <w:b/>
+          <w:bCs/>
+        </w:rPr>
+        <w:t xml:space="preserve">FIRST-FILED</w:t>
+      </w:r>
+      <w:r>
+        <w:rPr>
+          <w:b/>
+          <w:bCs/>
+        </w:rPr>
+        <w:t xml:space="preserve"> </w:t>
+      </w:r>
+      <w:r>
+        <w:rPr>
+          <w:b/>
+          <w:bCs/>
+        </w:rPr>
+        <w:t xml:space="preserve">LIEN</w:t>
+      </w:r>
+      <w:r>
+        <w:rPr>
+          <w:b/>
+          <w:bCs/>
+        </w:rPr>
+        <w:t xml:space="preserve"> </w:t>
+      </w:r>
+      <w:r>
+        <w:rPr>
+          <w:b/>
+          <w:bCs/>
+        </w:rPr>
+        <w:t xml:space="preserve">ON</w:t>
+      </w:r>
+      <w:r>
+        <w:rPr>
+          <w:b/>
+          <w:bCs/>
+        </w:rPr>
+        <w:t xml:space="preserve"> </w:t>
+      </w:r>
+      <w:r>
+        <w:rPr>
+          <w:b/>
+          <w:bCs/>
+        </w:rPr>
+        <w:t xml:space="preserve">I80</w:t>
+      </w:r>
+      <w:r>
+        <w:rPr>
+          <w:b/>
+          <w:bCs/>
+        </w:rPr>
+        <w:t xml:space="preserve"> </w:t>
+      </w:r>
+      <w:r>
+        <w:rPr>
+          <w:b/>
+          <w:bCs/>
+        </w:rPr>
+        <w:t xml:space="preserve">EQUIPMENT,</w:t>
+      </w:r>
+      <w:r>
+        <w:rPr>
+          <w:b/>
+          <w:bCs/>
+        </w:rPr>
+        <w:t xml:space="preserve"> </w:t>
+      </w:r>
+      <w:r>
+        <w:rPr>
+          <w:b/>
+          <w:bCs/>
+        </w:rPr>
+        <w:t xml:space="preserve">LLC’S</w:t>
+      </w:r>
+      <w:r>
+        <w:rPr>
+          <w:b/>
+          <w:bCs/>
+        </w:rPr>
+        <w:t xml:space="preserve"> </w:t>
+      </w:r>
+      <w:r>
+        <w:rPr>
+          <w:b/>
+          <w:bCs/>
+        </w:rPr>
+        <w:t xml:space="preserve">ASSETS</w:t>
+      </w:r>
+      <w:r>
+        <w:rPr>
+          <w:b/>
+          <w:bCs/>
+        </w:rPr>
+        <w:t xml:space="preserve"> </w:t>
+      </w:r>
+      <w:r>
+        <w:rPr>
+          <w:b/>
+          <w:bCs/>
+        </w:rPr>
+        <w:t xml:space="preserve">AND</w:t>
+      </w:r>
+      <w:r>
+        <w:rPr>
+          <w:b/>
+          <w:bCs/>
+        </w:rPr>
+        <w:t xml:space="preserve"> </w:t>
+      </w:r>
+      <w:r>
+        <w:rPr>
+          <w:b/>
+          <w:bCs/>
+        </w:rPr>
+        <w:t xml:space="preserve">FOR</w:t>
+      </w:r>
+      <w:r>
+        <w:rPr>
+          <w:b/>
+          <w:bCs/>
+        </w:rPr>
+        <w:t xml:space="preserve"> </w:t>
+      </w:r>
+      <w:r>
+        <w:rPr>
+          <w:b/>
+          <w:bCs/>
+        </w:rPr>
+        <w:t xml:space="preserve">INJUNCTIVE</w:t>
+      </w:r>
+      <w:r>
+        <w:rPr>
+          <w:b/>
+          <w:bCs/>
+        </w:rPr>
+        <w:t xml:space="preserve"> </w:t>
+      </w:r>
+      <w:r>
+        <w:rPr>
+          <w:b/>
+          <w:bCs/>
+        </w:rPr>
+        <w:t xml:space="preserve">RELIEF</w:t>
+      </w:r>
+    </w:p>
+    <w:p>
+      <w:pPr>
+        <w:pStyle w:val="BodyText"/>
       </w:pPr>
       <w:r>
         <w:t xml:space="preserve">Plaintiff, First Midwest Bank (“First Midwest” or “Plaintiff”), a secured creditor in this Chapter 7 case, by its undersigned counsel, brings this action to determine that First Midwest’s first-filed lien on I80 Equipment, LLC’s (“I80” or “Debtor”) assets is superior to any other claimants’ alleged interest in the Collateral (defined below) and to enjoin Jeana K. Reinbold, solely as Chapter 7 Trustee of the Estate of I80 Equipment, LLC (“Trustee”) from turning over or otherwise disposing of the Collateral (defined below) without First Midwest’s consent. In support thereof, Plaintiff represents as follows:</w:t>
@@ -533,16 +1410,23 @@
     <w:p>
       <w:pPr>
         <w:pStyle w:val="Heading1"/>
-      </w:pPr>
-      <w:bookmarkStart w:id="109" w:name="_introduction"/>
-      <w:r>
+        <w:keepNext/>
+        <w:keepLines/>
+        <w:spacing w:before="276" w:after="276" w:line="276" w:lineRule="exact"/>
+        <w:ind w:left="0" w:firstLine="0"/>
+        <w:jc w:val="center"/>
+      </w:pPr>
+      <w:r>
+        <w:rPr>
+          <w:b/>
+          <w:bCs/>
+        </w:rPr>
         <w:t xml:space="preserve">INTRODUCTION</w:t>
       </w:r>
-      <w:bookmarkEnd w:id="109"/>
-    </w:p>
-    <w:p>
-      <w:pPr>
-        <w:pStyle w:val="FirstParagraph"/>
+    </w:p>
+    <w:p>
+      <w:pPr>
+        <w:pStyle w:val="BodyText"/>
       </w:pPr>
       <w:r>
         <w:t xml:space="preserve">1. This is an action brought by First Midwest under Federal Rules of Bankruptcy Procedure 7001(2), 7001(7), and 7001(9) to determine the validity, priority, and extent of First Midwest’s liens in the assets of I80 relative to the validity, priority, and extent of the liens of other claimants in the Collateral (defined below) that is classified as “inventory” under the Uniform Commercial Code (“UCC”), as well as to enjoin the Trustee from taking any action with respect to the Collateral (defined below) without First Midwest’s consent. First Midwest holds the earliest filed perfected lien on essentially all of the Debtor’s assets, including trucks owned by the Debtor.</w:t>
@@ -551,19 +1435,54 @@
     <w:p>
       <w:pPr>
         <w:pStyle w:val="Heading1"/>
-      </w:pPr>
-      <w:bookmarkStart w:id="110" w:name="_0e2df9c0fe52ebd43073ce38f4076c822df9b17"/>
-      <w:r>
-        <w:t xml:space="preserve">JURISDICTION AND VENUE</w:t>
-      </w:r>
-      <w:bookmarkEnd w:id="110"/>
-    </w:p>
-    <w:p>
-      <w:pPr>
-        <w:pStyle w:val="FirstParagraph"/>
-      </w:pPr>
-      <w:r>
-        <w:t xml:space="preserve">2. This Court has jurisdiction over this adversary proceeding pursuant to 28 U.S.C. §§ 157, 1334, and 2201. This proceeding is a core proceeding pursuant to 28 U.S.C. § 157(b)(2)(A), (K), (M) and (O). Plaintiff consents to the entry of final orders or judgment by the bankruptcy court.</w:t>
+        <w:keepNext/>
+        <w:keepLines/>
+        <w:spacing w:before="276" w:after="276" w:line="276" w:lineRule="exact"/>
+        <w:ind w:left="0" w:firstLine="0"/>
+        <w:jc w:val="center"/>
+      </w:pPr>
+      <w:r>
+        <w:rPr>
+          <w:b/>
+          <w:bCs/>
+        </w:rPr>
+        <w:t xml:space="preserve">JURISDICTION</w:t>
+      </w:r>
+      <w:r>
+        <w:rPr>
+          <w:b/>
+          <w:bCs/>
+        </w:rPr>
+        <w:t xml:space="preserve"> </w:t>
+      </w:r>
+      <w:r>
+        <w:rPr>
+          <w:b/>
+          <w:bCs/>
+        </w:rPr>
+        <w:t xml:space="preserve">AND</w:t>
+      </w:r>
+      <w:r>
+        <w:rPr>
+          <w:b/>
+          <w:bCs/>
+        </w:rPr>
+        <w:t xml:space="preserve"> </w:t>
+      </w:r>
+      <w:r>
+        <w:rPr>
+          <w:b/>
+          <w:bCs/>
+        </w:rPr>
+        <w:t xml:space="preserve">VENUE</w:t>
+      </w:r>
+    </w:p>
+    <w:p>
+      <w:pPr>
+        <w:pStyle w:val="BodyText"/>
+      </w:pPr>
+      <w:r>
+        <w:t xml:space="preserve">2. This Court has jurisdiction over this adversary proceeding pursuant to 28 U.S.C. §§ 157, 1334, and 2201. This proceeding is a core proceeding pursuant to 28 U.S.C. § 157(b)⁠(2)⁠(A), (K), (M) and (O). Plaintiff consents to the entry of final orders or judgment by the bankruptcy court.</w:t>
       </w:r>
     </w:p>
     <w:p>
@@ -579,22 +1498,29 @@
         <w:pStyle w:val="BodyText"/>
       </w:pPr>
       <w:r>
-        <w:t xml:space="preserve">4. This adversary proceeding is commenced pursuant to Bankruptcy Rules 7001(2), (7) and (9), and Sections 105, 361, 362(d)(1), 363(e), and 506(a), (b) and (d) of the Bankruptcy Code.</w:t>
+        <w:t xml:space="preserve">4. This adversary proceeding is commenced pursuant to Bankruptcy Rules 7001(2), (7) and (9), and Sections 105, 361, 362(d)⁠(1), 363(e), and 506(a), (b) and (d) of the Bankruptcy Code.</w:t>
       </w:r>
     </w:p>
     <w:p>
       <w:pPr>
         <w:pStyle w:val="Heading1"/>
-      </w:pPr>
-      <w:bookmarkStart w:id="111" w:name="_parties"/>
-      <w:r>
+        <w:keepNext/>
+        <w:keepLines/>
+        <w:spacing w:before="276" w:after="276" w:line="276" w:lineRule="exact"/>
+        <w:ind w:left="0" w:firstLine="0"/>
+        <w:jc w:val="center"/>
+      </w:pPr>
+      <w:r>
+        <w:rPr>
+          <w:b/>
+          <w:bCs/>
+        </w:rPr>
         <w:t xml:space="preserve">PARTIES</w:t>
       </w:r>
-      <w:bookmarkEnd w:id="111"/>
-    </w:p>
-    <w:p>
-      <w:pPr>
-        <w:pStyle w:val="FirstParagraph"/>
+    </w:p>
+    <w:p>
+      <w:pPr>
+        <w:pStyle w:val="BodyText"/>
       </w:pPr>
       <w:r>
         <w:t xml:space="preserve">5. Plaintiff, First Midwest Bank has its principal place of business located at One Pierce Place, Suite 150, Itasca, Illinois 60143. First Midwest holds the earliest filed perfected lien on essentially all of the Debtor’s assets, including trucks owned by the Debtor.</w:t>
@@ -611,26 +1537,222 @@
     <w:p>
       <w:pPr>
         <w:pStyle w:val="Heading1"/>
-      </w:pPr>
-      <w:bookmarkStart w:id="112" w:name="_63bcefedac1db4853fd4c8428ede059358457f7"/>
-      <w:r>
-        <w:t xml:space="preserve">ALLEGATIONS APPLICABLE TO ALL COUNTS</w:t>
-      </w:r>
-      <w:bookmarkEnd w:id="112"/>
+        <w:keepNext/>
+        <w:keepLines/>
+        <w:spacing w:before="276" w:after="276" w:line="276" w:lineRule="exact"/>
+        <w:ind w:left="0" w:firstLine="0"/>
+        <w:jc w:val="center"/>
+      </w:pPr>
+      <w:r>
+        <w:rPr>
+          <w:b/>
+          <w:bCs/>
+        </w:rPr>
+        <w:t xml:space="preserve">ALLEGATIONS</w:t>
+      </w:r>
+      <w:r>
+        <w:rPr>
+          <w:b/>
+          <w:bCs/>
+        </w:rPr>
+        <w:t xml:space="preserve"> </w:t>
+      </w:r>
+      <w:r>
+        <w:rPr>
+          <w:b/>
+          <w:bCs/>
+        </w:rPr>
+        <w:t xml:space="preserve">APPLICABLE</w:t>
+      </w:r>
+      <w:r>
+        <w:rPr>
+          <w:b/>
+          <w:bCs/>
+        </w:rPr>
+        <w:t xml:space="preserve"> </w:t>
+      </w:r>
+      <w:r>
+        <w:rPr>
+          <w:b/>
+          <w:bCs/>
+        </w:rPr>
+        <w:t xml:space="preserve">TO</w:t>
+      </w:r>
+      <w:r>
+        <w:rPr>
+          <w:b/>
+          <w:bCs/>
+        </w:rPr>
+        <w:t xml:space="preserve"> </w:t>
+      </w:r>
+      <w:r>
+        <w:rPr>
+          <w:b/>
+          <w:bCs/>
+        </w:rPr>
+        <w:t xml:space="preserve">ALL</w:t>
+      </w:r>
+      <w:r>
+        <w:rPr>
+          <w:b/>
+          <w:bCs/>
+        </w:rPr>
+        <w:t xml:space="preserve"> </w:t>
+      </w:r>
+      <w:r>
+        <w:rPr>
+          <w:b/>
+          <w:bCs/>
+        </w:rPr>
+        <w:t xml:space="preserve">COUNTS</w:t>
+      </w:r>
     </w:p>
     <w:p>
       <w:pPr>
         <w:pStyle w:val="Heading2"/>
-      </w:pPr>
-      <w:bookmarkStart w:id="113" w:name="_93099c572ad8518d4a2c0c6cd263528db09321c"/>
-      <w:r>
-        <w:t xml:space="preserve">I. First Midwest Perfects Its Security Interest in the Collateral.</w:t>
-      </w:r>
-      <w:bookmarkEnd w:id="113"/>
-    </w:p>
-    <w:p>
-      <w:pPr>
-        <w:pStyle w:val="FirstParagraph"/>
+        <w:keepNext/>
+        <w:keepLines/>
+        <w:spacing w:before="276" w:after="276" w:line="276" w:lineRule="exact"/>
+        <w:ind w:left="0" w:firstLine="0"/>
+        <w:jc w:val="left"/>
+      </w:pPr>
+      <w:r>
+        <w:rPr>
+          <w:b/>
+          <w:bCs/>
+        </w:rPr>
+        <w:t xml:space="preserve">I.</w:t>
+      </w:r>
+      <w:r>
+        <w:rPr>
+          <w:b/>
+          <w:bCs/>
+        </w:rPr>
+        <w:t xml:space="preserve"> </w:t>
+      </w:r>
+      <w:r>
+        <w:rPr>
+          <w:b/>
+          <w:bCs/>
+        </w:rPr>
+        <w:t xml:space="preserve">First</w:t>
+      </w:r>
+      <w:r>
+        <w:rPr>
+          <w:b/>
+          <w:bCs/>
+        </w:rPr>
+        <w:t xml:space="preserve"> </w:t>
+      </w:r>
+      <w:r>
+        <w:rPr>
+          <w:b/>
+          <w:bCs/>
+        </w:rPr>
+        <w:t xml:space="preserve">Midwest</w:t>
+      </w:r>
+      <w:r>
+        <w:rPr>
+          <w:b/>
+          <w:bCs/>
+        </w:rPr>
+        <w:t xml:space="preserve"> </w:t>
+      </w:r>
+      <w:r>
+        <w:rPr>
+          <w:b/>
+          <w:bCs/>
+        </w:rPr>
+        <w:t xml:space="preserve">Perfects</w:t>
+      </w:r>
+      <w:r>
+        <w:rPr>
+          <w:b/>
+          <w:bCs/>
+        </w:rPr>
+        <w:t xml:space="preserve"> </w:t>
+      </w:r>
+      <w:r>
+        <w:rPr>
+          <w:b/>
+          <w:bCs/>
+        </w:rPr>
+        <w:t xml:space="preserve">Its</w:t>
+      </w:r>
+      <w:r>
+        <w:rPr>
+          <w:b/>
+          <w:bCs/>
+        </w:rPr>
+        <w:t xml:space="preserve"> </w:t>
+      </w:r>
+      <w:r>
+        <w:rPr>
+          <w:b/>
+          <w:bCs/>
+        </w:rPr>
+        <w:t xml:space="preserve">Security</w:t>
+      </w:r>
+      <w:r>
+        <w:rPr>
+          <w:b/>
+          <w:bCs/>
+        </w:rPr>
+        <w:t xml:space="preserve"> </w:t>
+      </w:r>
+      <w:r>
+        <w:rPr>
+          <w:b/>
+          <w:bCs/>
+        </w:rPr>
+        <w:t xml:space="preserve">Interest</w:t>
+      </w:r>
+      <w:r>
+        <w:rPr>
+          <w:b/>
+          <w:bCs/>
+        </w:rPr>
+        <w:t xml:space="preserve"> </w:t>
+      </w:r>
+      <w:r>
+        <w:rPr>
+          <w:b/>
+          <w:bCs/>
+        </w:rPr>
+        <w:t xml:space="preserve">in</w:t>
+      </w:r>
+      <w:r>
+        <w:rPr>
+          <w:b/>
+          <w:bCs/>
+        </w:rPr>
+        <w:t xml:space="preserve"> </w:t>
+      </w:r>
+      <w:r>
+        <w:rPr>
+          <w:b/>
+          <w:bCs/>
+        </w:rPr>
+        <w:t xml:space="preserve">the</w:t>
+      </w:r>
+      <w:r>
+        <w:rPr>
+          <w:b/>
+          <w:bCs/>
+        </w:rPr>
+        <w:t xml:space="preserve"> </w:t>
+      </w:r>
+      <w:r>
+        <w:rPr>
+          <w:b/>
+          <w:bCs/>
+        </w:rPr>
+        <w:t xml:space="preserve">Collateral.</w:t>
+      </w:r>
+    </w:p>
+    <w:p>
+      <w:pPr>
+        <w:pStyle w:val="BodyText"/>
       </w:pPr>
       <w:r>
         <w:t xml:space="preserve">7. I80, as borrower, is obligated under the terms of that certain First Amended and Restated Loan Agreement dated as of March 9, 2015, by and between I80 and First Midwest (the “Loan Agreement”). The approximate amount of indebtedness outstanding under the Loan Agreement as of the Petition Date was $7,373,138.86. A copy of the Loan Agreement is attached hereto as Exhibit A.</w:t>
@@ -646,7 +1768,7 @@
     </w:p>
     <w:p>
       <w:pPr>
-        <w:pStyle w:val="BodyText"/>
+        <w:pStyle w:val="BodyTextNote"/>
       </w:pPr>
       <w:r>
         <w:t xml:space="preserve">(i) each and every Account;</w:t>
@@ -655,7 +1777,7 @@
         <w:rPr>
           <w:rStyle w:val="FootnoteReference"/>
         </w:rPr>
-        <w:footnoteReference w:id="114"/>
+        <w:footnoteReference w:id="9"/>
       </w:r>
     </w:p>
     <w:p>
@@ -871,22 +1993,175 @@
         <w:pStyle w:val="BodyText"/>
       </w:pPr>
       <w:r>
-        <w:t xml:space="preserve">9. First Midwest properly perfected its security interest in, inter alia, the Inventory of the Debtor, by filing a UCC-1 financing statement on April 3, 2015 as Document Number 20181851 FS, filed with the Illinois Secretary of State (the “Financing Statement”). A true and correct copy of First Midwest’s Financing Statement is attached hereto as Exhibit C. The Financing Statement remains effective through the date hereof.</w:t>
+        <w:t xml:space="preserve">9. First Midwest properly perfected its security interest in, inter alia, the Inventory of the Debtor, by filing a UCC</w:t>
+      </w:r>
+      <w:r>
+        <w:noBreakHyphen/>
+      </w:r>
+      <w:r>
+        <w:t xml:space="preserve">1 financing statement on April 3, 2015 as Document Number 20181851 FS, filed with the Illinois Secretary of State (the “Financing Statement”). A true and correct copy of First Midwest’s Financing Statement is attached hereto as Exhibit C. The Financing Statement remains effective through the date hereof.</w:t>
       </w:r>
     </w:p>
     <w:p>
       <w:pPr>
         <w:pStyle w:val="Heading2"/>
-      </w:pPr>
-      <w:bookmarkStart w:id="115" w:name="_849d6a9c9b89eb5f911a9dcbc799bb3046f7fb2"/>
-      <w:r>
-        <w:t xml:space="preserve">II. First Midwest’s Financing Statement Sufficiently Indicates the Collateral It Covers.</w:t>
-      </w:r>
-      <w:bookmarkEnd w:id="115"/>
-    </w:p>
-    <w:p>
-      <w:pPr>
-        <w:pStyle w:val="FirstParagraph"/>
+        <w:keepNext/>
+        <w:keepLines/>
+        <w:spacing w:before="276" w:after="276" w:line="276" w:lineRule="exact"/>
+        <w:ind w:left="0" w:firstLine="0"/>
+        <w:jc w:val="left"/>
+      </w:pPr>
+      <w:r>
+        <w:rPr>
+          <w:b/>
+          <w:bCs/>
+        </w:rPr>
+        <w:t xml:space="preserve">II.</w:t>
+      </w:r>
+      <w:r>
+        <w:rPr>
+          <w:b/>
+          <w:bCs/>
+        </w:rPr>
+        <w:t xml:space="preserve"> </w:t>
+      </w:r>
+      <w:r>
+        <w:rPr>
+          <w:b/>
+          <w:bCs/>
+        </w:rPr>
+        <w:t xml:space="preserve">First</w:t>
+      </w:r>
+      <w:r>
+        <w:rPr>
+          <w:b/>
+          <w:bCs/>
+        </w:rPr>
+        <w:t xml:space="preserve"> </w:t>
+      </w:r>
+      <w:r>
+        <w:rPr>
+          <w:b/>
+          <w:bCs/>
+        </w:rPr>
+        <w:t xml:space="preserve">Midwest’s</w:t>
+      </w:r>
+      <w:r>
+        <w:rPr>
+          <w:b/>
+          <w:bCs/>
+        </w:rPr>
+        <w:t xml:space="preserve"> </w:t>
+      </w:r>
+      <w:r>
+        <w:rPr>
+          <w:b/>
+          <w:bCs/>
+        </w:rPr>
+        <w:t xml:space="preserve">Financing</w:t>
+      </w:r>
+      <w:r>
+        <w:rPr>
+          <w:b/>
+          <w:bCs/>
+        </w:rPr>
+        <w:t xml:space="preserve"> </w:t>
+      </w:r>
+      <w:r>
+        <w:rPr>
+          <w:b/>
+          <w:bCs/>
+        </w:rPr>
+        <w:t xml:space="preserve">Statement</w:t>
+      </w:r>
+      <w:r>
+        <w:rPr>
+          <w:b/>
+          <w:bCs/>
+        </w:rPr>
+        <w:t xml:space="preserve"> </w:t>
+      </w:r>
+      <w:r>
+        <w:rPr>
+          <w:b/>
+          <w:bCs/>
+        </w:rPr>
+        <w:t xml:space="preserve">Sufficiently</w:t>
+      </w:r>
+      <w:r>
+        <w:rPr>
+          <w:b/>
+          <w:bCs/>
+        </w:rPr>
+        <w:t xml:space="preserve"> </w:t>
+      </w:r>
+      <w:r>
+        <w:rPr>
+          <w:b/>
+          <w:bCs/>
+        </w:rPr>
+        <w:t xml:space="preserve">Indicates</w:t>
+      </w:r>
+      <w:r>
+        <w:rPr>
+          <w:b/>
+          <w:bCs/>
+        </w:rPr>
+        <w:t xml:space="preserve"> </w:t>
+      </w:r>
+      <w:r>
+        <w:rPr>
+          <w:b/>
+          <w:bCs/>
+        </w:rPr>
+        <w:t xml:space="preserve">the</w:t>
+      </w:r>
+      <w:r>
+        <w:rPr>
+          <w:b/>
+          <w:bCs/>
+        </w:rPr>
+        <w:t xml:space="preserve"> </w:t>
+      </w:r>
+      <w:r>
+        <w:rPr>
+          <w:b/>
+          <w:bCs/>
+        </w:rPr>
+        <w:t xml:space="preserve">Collateral</w:t>
+      </w:r>
+      <w:r>
+        <w:rPr>
+          <w:b/>
+          <w:bCs/>
+        </w:rPr>
+        <w:t xml:space="preserve"> </w:t>
+      </w:r>
+      <w:r>
+        <w:rPr>
+          <w:b/>
+          <w:bCs/>
+        </w:rPr>
+        <w:t xml:space="preserve">It</w:t>
+      </w:r>
+      <w:r>
+        <w:rPr>
+          <w:b/>
+          <w:bCs/>
+        </w:rPr>
+        <w:t xml:space="preserve"> </w:t>
+      </w:r>
+      <w:r>
+        <w:rPr>
+          <w:b/>
+          <w:bCs/>
+        </w:rPr>
+        <w:t xml:space="preserve">Covers.</w:t>
+      </w:r>
+    </w:p>
+    <w:p>
+      <w:pPr>
+        <w:pStyle w:val="BodyText"/>
       </w:pPr>
       <w:r>
         <w:t xml:space="preserve">10. In Illinois, creditors are required to file a financing statement that sufficiently “indicates” the collateral it covers.</w:t>
@@ -905,23 +2180,53 @@
         <w:t xml:space="preserve"> </w:t>
       </w:r>
       <w:r>
-        <w:t xml:space="preserve">810 ILCS § 5/9-502(a).</w:t>
-      </w:r>
-    </w:p>
-    <w:p>
-      <w:pPr>
-        <w:pStyle w:val="BodyText"/>
-      </w:pPr>
-      <w:r>
-        <w:t xml:space="preserve">11. A financing statement sufficiently indicates the collateral it covers if it provides a description of the collateral pursuant to Section 9-108; or indicates that the financing statement covers all assets or all personal property. 810 ILCS § 5/9-504.</w:t>
-      </w:r>
-    </w:p>
-    <w:p>
-      <w:pPr>
-        <w:pStyle w:val="BodyText"/>
-      </w:pPr>
-      <w:r>
-        <w:t xml:space="preserve">12. Section 5/9-108 of Illinois’ statutory corollary to the UCC, in turn, provides that “a description of personal or real property is sufficient, whether or not it is specific, if it reasonably identifies what is described.” 810 ILCS § 5/9-108. A description of collateral reasonably identifies the collateral if it identifies the collateral by a specific listing, category, type of collateral defined in the UCC, quantity, computational or allocational formula, or by “any other method, if the identity of the collateral is objectively determinable.”</w:t>
+        <w:t xml:space="preserve">810 ILCS § 5/9</w:t>
+      </w:r>
+      <w:r>
+        <w:noBreakHyphen/>
+      </w:r>
+      <w:r>
+        <w:t xml:space="preserve">502(a).</w:t>
+      </w:r>
+    </w:p>
+    <w:p>
+      <w:pPr>
+        <w:pStyle w:val="BodyText"/>
+      </w:pPr>
+      <w:r>
+        <w:t xml:space="preserve">11. A financing statement sufficiently indicates the collateral it covers if it provides a description of the collateral pursuant to Section 9</w:t>
+      </w:r>
+      <w:r>
+        <w:noBreakHyphen/>
+      </w:r>
+      <w:r>
+        <w:t xml:space="preserve">108; or indicates that the financing statement covers all assets or all personal property. 810 ILCS § 5/9</w:t>
+      </w:r>
+      <w:r>
+        <w:noBreakHyphen/>
+      </w:r>
+      <w:r>
+        <w:t xml:space="preserve">504.</w:t>
+      </w:r>
+    </w:p>
+    <w:p>
+      <w:pPr>
+        <w:pStyle w:val="BodyText"/>
+      </w:pPr>
+      <w:r>
+        <w:t xml:space="preserve">12. Section 5/9</w:t>
+      </w:r>
+      <w:r>
+        <w:noBreakHyphen/>
+      </w:r>
+      <w:r>
+        <w:t xml:space="preserve">108 of Illinois’ statutory corollary to the UCC, in turn, provides that “a description of personal or real property is sufficient, whether or not it is specific, if it reasonably identifies what is described.” 810 ILCS § 5/9</w:t>
+      </w:r>
+      <w:r>
+        <w:noBreakHyphen/>
+      </w:r>
+      <w:r>
+        <w:t xml:space="preserve">108. A description of collateral reasonably identifies the collateral if it identifies the collateral by a specific listing, category, type of collateral defined in the UCC, quantity, computational or allocational formula, or by “any other method, if the identity of the collateral is objectively determinable.”</w:t>
       </w:r>
       <w:r>
         <w:t xml:space="preserve"> </w:t>
@@ -963,15 +2268,27 @@
         <w:pStyle w:val="BodyText"/>
       </w:pPr>
       <w:r>
-        <w:t xml:space="preserve">16. Under Section 5/9-108 of the ILCS, the Collateral Description apprises other potential creditors that a lien may exist and that the Security Agreement contains information to determine the scope of the lien.</w:t>
-      </w:r>
-    </w:p>
-    <w:p>
-      <w:pPr>
-        <w:pStyle w:val="BodyText"/>
-      </w:pPr>
-      <w:r>
-        <w:t xml:space="preserve">17. Thus, First Midwest fulfilled the notice requirement under Section 5/9-108 of the ILCS. To be clear, a financing statement is not intended to enable other creditors to learn the “true nature” of the secured transaction. The purpose of the notice provision is merely to apprise other creditors that others may have a security interest in the subject of the collateral and that creditors should resort to the security agreement for further information.</w:t>
+        <w:t xml:space="preserve">16. Under Section 5/9</w:t>
+      </w:r>
+      <w:r>
+        <w:noBreakHyphen/>
+      </w:r>
+      <w:r>
+        <w:t xml:space="preserve">108 of the ILCS, the Collateral Description apprises other potential creditors that a lien may exist and that the Security Agreement contains information to determine the scope of the lien.</w:t>
+      </w:r>
+    </w:p>
+    <w:p>
+      <w:pPr>
+        <w:pStyle w:val="BodyText"/>
+      </w:pPr>
+      <w:r>
+        <w:t xml:space="preserve">17. Thus, First Midwest fulfilled the notice requirement under Section 5/9</w:t>
+      </w:r>
+      <w:r>
+        <w:noBreakHyphen/>
+      </w:r>
+      <w:r>
+        <w:t xml:space="preserve">108 of the ILCS. To be clear, a financing statement is not intended to enable other creditors to learn the “true nature” of the secured transaction. The purpose of the notice provision is merely to apprise other creditors that others may have a security interest in the subject of the collateral and that creditors should resort to the security agreement for further information.</w:t>
       </w:r>
     </w:p>
     <w:p>
@@ -985,29 +2302,105 @@
     <w:p>
       <w:pPr>
         <w:pStyle w:val="Heading1"/>
-      </w:pPr>
-      <w:bookmarkStart w:id="116" w:name="_abd46a3982de94d521067f8bc99d203db74740a"/>
-      <w:r>
-        <w:t xml:space="preserve">FIRST CAUSE OF ACTION</w:t>
-      </w:r>
-      <w:bookmarkEnd w:id="116"/>
+        <w:keepNext/>
+        <w:keepLines/>
+        <w:spacing w:before="276" w:after="276" w:line="276" w:lineRule="exact"/>
+        <w:ind w:left="0" w:firstLine="0"/>
+        <w:jc w:val="center"/>
+      </w:pPr>
+      <w:r>
+        <w:rPr>
+          <w:b/>
+          <w:bCs/>
+        </w:rPr>
+        <w:t xml:space="preserve">FIRST</w:t>
+      </w:r>
+      <w:r>
+        <w:rPr>
+          <w:b/>
+          <w:bCs/>
+        </w:rPr>
+        <w:t xml:space="preserve"> </w:t>
+      </w:r>
+      <w:r>
+        <w:rPr>
+          <w:b/>
+          <w:bCs/>
+        </w:rPr>
+        <w:t xml:space="preserve">CAUSE</w:t>
+      </w:r>
+      <w:r>
+        <w:rPr>
+          <w:b/>
+          <w:bCs/>
+        </w:rPr>
+        <w:t xml:space="preserve"> </w:t>
+      </w:r>
+      <w:r>
+        <w:rPr>
+          <w:b/>
+          <w:bCs/>
+        </w:rPr>
+        <w:t xml:space="preserve">OF</w:t>
+      </w:r>
+      <w:r>
+        <w:rPr>
+          <w:b/>
+          <w:bCs/>
+        </w:rPr>
+        <w:t xml:space="preserve"> </w:t>
+      </w:r>
+      <w:r>
+        <w:rPr>
+          <w:b/>
+          <w:bCs/>
+        </w:rPr>
+        <w:t xml:space="preserve">ACTION</w:t>
+      </w:r>
     </w:p>
     <w:p>
       <w:pPr>
         <w:pStyle w:val="Heading2"/>
-      </w:pPr>
-      <w:bookmarkStart w:id="117" w:name="_69485f27fd809ab140570df5764c03e065b7a20"/>
-      <w:r>
-        <w:t xml:space="preserve">Declaratory Judgment</w:t>
-      </w:r>
-      <w:bookmarkEnd w:id="117"/>
-    </w:p>
-    <w:p>
-      <w:pPr>
-        <w:pStyle w:val="FirstParagraph"/>
-      </w:pPr>
-      <w:r>
-        <w:t xml:space="preserve">19. The Plaintiff incorporates paragraphs 1-18 as if fully re-alleged herein.</w:t>
+        <w:keepNext/>
+        <w:keepLines/>
+        <w:spacing w:before="276" w:after="276" w:line="276" w:lineRule="exact"/>
+        <w:ind w:left="0" w:firstLine="0"/>
+        <w:jc w:val="left"/>
+      </w:pPr>
+      <w:r>
+        <w:rPr>
+          <w:b/>
+          <w:bCs/>
+        </w:rPr>
+        <w:t xml:space="preserve">Declaratory</w:t>
+      </w:r>
+      <w:r>
+        <w:rPr>
+          <w:b/>
+          <w:bCs/>
+        </w:rPr>
+        <w:t xml:space="preserve"> </w:t>
+      </w:r>
+      <w:r>
+        <w:rPr>
+          <w:b/>
+          <w:bCs/>
+        </w:rPr>
+        <w:t xml:space="preserve">Judgment</w:t>
+      </w:r>
+    </w:p>
+    <w:p>
+      <w:pPr>
+        <w:pStyle w:val="BodyText"/>
+      </w:pPr>
+      <w:r>
+        <w:t xml:space="preserve">19. The Plaintiff incorporates paragraphs 1</w:t>
+      </w:r>
+      <w:r>
+        <w:noBreakHyphen/>
+      </w:r>
+      <w:r>
+        <w:t xml:space="preserve">18 as if fully re-alleged herein.</w:t>
       </w:r>
     </w:p>
     <w:p>
@@ -1037,29 +2430,105 @@
     <w:p>
       <w:pPr>
         <w:pStyle w:val="Heading1"/>
-      </w:pPr>
-      <w:bookmarkStart w:id="118" w:name="_95b23779d3dd490e61bce64d9608d083f243ee4"/>
-      <w:r>
-        <w:t xml:space="preserve">SECOND CAUSE OF ACTION</w:t>
-      </w:r>
-      <w:bookmarkEnd w:id="118"/>
+        <w:keepNext/>
+        <w:keepLines/>
+        <w:spacing w:before="276" w:after="276" w:line="276" w:lineRule="exact"/>
+        <w:ind w:left="0" w:firstLine="0"/>
+        <w:jc w:val="center"/>
+      </w:pPr>
+      <w:r>
+        <w:rPr>
+          <w:b/>
+          <w:bCs/>
+        </w:rPr>
+        <w:t xml:space="preserve">SECOND</w:t>
+      </w:r>
+      <w:r>
+        <w:rPr>
+          <w:b/>
+          <w:bCs/>
+        </w:rPr>
+        <w:t xml:space="preserve"> </w:t>
+      </w:r>
+      <w:r>
+        <w:rPr>
+          <w:b/>
+          <w:bCs/>
+        </w:rPr>
+        <w:t xml:space="preserve">CAUSE</w:t>
+      </w:r>
+      <w:r>
+        <w:rPr>
+          <w:b/>
+          <w:bCs/>
+        </w:rPr>
+        <w:t xml:space="preserve"> </w:t>
+      </w:r>
+      <w:r>
+        <w:rPr>
+          <w:b/>
+          <w:bCs/>
+        </w:rPr>
+        <w:t xml:space="preserve">OF</w:t>
+      </w:r>
+      <w:r>
+        <w:rPr>
+          <w:b/>
+          <w:bCs/>
+        </w:rPr>
+        <w:t xml:space="preserve"> </w:t>
+      </w:r>
+      <w:r>
+        <w:rPr>
+          <w:b/>
+          <w:bCs/>
+        </w:rPr>
+        <w:t xml:space="preserve">ACTION</w:t>
+      </w:r>
     </w:p>
     <w:p>
       <w:pPr>
         <w:pStyle w:val="Heading2"/>
-      </w:pPr>
-      <w:bookmarkStart w:id="119" w:name="_70ae75133854ab4798fadb9765c174f90f990ed"/>
-      <w:r>
-        <w:t xml:space="preserve">Injunctive Relief</w:t>
-      </w:r>
-      <w:bookmarkEnd w:id="119"/>
-    </w:p>
-    <w:p>
-      <w:pPr>
-        <w:pStyle w:val="FirstParagraph"/>
-      </w:pPr>
-      <w:r>
-        <w:t xml:space="preserve">23. The Plaintiff incorporates paragraphs 1-22 as if fully re-alleged herein.</w:t>
+        <w:keepNext/>
+        <w:keepLines/>
+        <w:spacing w:before="276" w:after="276" w:line="276" w:lineRule="exact"/>
+        <w:ind w:left="0" w:firstLine="0"/>
+        <w:jc w:val="left"/>
+      </w:pPr>
+      <w:r>
+        <w:rPr>
+          <w:b/>
+          <w:bCs/>
+        </w:rPr>
+        <w:t xml:space="preserve">Injunctive</w:t>
+      </w:r>
+      <w:r>
+        <w:rPr>
+          <w:b/>
+          <w:bCs/>
+        </w:rPr>
+        <w:t xml:space="preserve"> </w:t>
+      </w:r>
+      <w:r>
+        <w:rPr>
+          <w:b/>
+          <w:bCs/>
+        </w:rPr>
+        <w:t xml:space="preserve">Relief</w:t>
+      </w:r>
+    </w:p>
+    <w:p>
+      <w:pPr>
+        <w:pStyle w:val="BodyText"/>
+      </w:pPr>
+      <w:r>
+        <w:t xml:space="preserve">23. The Plaintiff incorporates paragraphs 1</w:t>
+      </w:r>
+      <w:r>
+        <w:noBreakHyphen/>
+      </w:r>
+      <w:r>
+        <w:t xml:space="preserve">22 as if fully re-alleged herein.</w:t>
       </w:r>
     </w:p>
     <w:p>
@@ -1145,16 +2614,51 @@
     <w:p>
       <w:pPr>
         <w:pStyle w:val="Heading1"/>
-      </w:pPr>
-      <w:bookmarkStart w:id="120" w:name="_35e4b5993baeb3a163f1dc1d5f7e3ed1d54b3f7"/>
-      <w:r>
-        <w:t xml:space="preserve">REQUEST FOR RELIEF</w:t>
-      </w:r>
-      <w:bookmarkEnd w:id="120"/>
-    </w:p>
-    <w:p>
-      <w:pPr>
-        <w:pStyle w:val="FirstParagraph"/>
+        <w:keepNext/>
+        <w:keepLines/>
+        <w:spacing w:before="276" w:after="276" w:line="276" w:lineRule="exact"/>
+        <w:ind w:left="0" w:firstLine="0"/>
+        <w:jc w:val="center"/>
+      </w:pPr>
+      <w:r>
+        <w:rPr>
+          <w:b/>
+          <w:bCs/>
+        </w:rPr>
+        <w:t xml:space="preserve">REQUEST</w:t>
+      </w:r>
+      <w:r>
+        <w:rPr>
+          <w:b/>
+          <w:bCs/>
+        </w:rPr>
+        <w:t xml:space="preserve"> </w:t>
+      </w:r>
+      <w:r>
+        <w:rPr>
+          <w:b/>
+          <w:bCs/>
+        </w:rPr>
+        <w:t xml:space="preserve">FOR</w:t>
+      </w:r>
+      <w:r>
+        <w:rPr>
+          <w:b/>
+          <w:bCs/>
+        </w:rPr>
+        <w:t xml:space="preserve"> </w:t>
+      </w:r>
+      <w:r>
+        <w:rPr>
+          <w:b/>
+          <w:bCs/>
+        </w:rPr>
+        <w:t xml:space="preserve">RELIEF</w:t>
+      </w:r>
+    </w:p>
+    <w:p>
+      <w:pPr>
+        <w:pStyle w:val="BodyText"/>
       </w:pPr>
       <w:r>
         <w:t xml:space="preserve">WHEREFORE, the Plaintiff prays for relief as follows:</w:t>
@@ -1186,15 +2690,38 @@
     </w:p>
     <w:p>
       <w:pPr>
-        <w:pStyle w:val="DatedLine"/>
-      </w:pPr>
-      <w:r>
-        <w:t xml:space="preserve">Dated: January 17, 2018</w:t>
-      </w:r>
-    </w:p>
-    <w:p>
-      <w:pPr>
-        <w:pStyle w:val="SigFirst"/>
+        <w:keepNext/>
+        <w:keepLines/>
+        <w:spacing w:before="552" w:after="0" w:line="276" w:lineRule="exact"/>
+        <w:ind w:left="0" w:firstLine="0"/>
+        <w:jc w:val="left"/>
+      </w:pPr>
+      <w:r>
+        <w:t xml:space="preserve">Dated: </w:t>
+      </w:r>
+      <w:r>
+        <w:t xml:space="preserve">January</w:t>
+      </w:r>
+      <w:r>
+        <w:t xml:space="preserve"> </w:t>
+      </w:r>
+      <w:r>
+        <w:t xml:space="preserve">17,</w:t>
+      </w:r>
+      <w:r>
+        <w:t xml:space="preserve"> </w:t>
+      </w:r>
+      <w:r>
+        <w:t xml:space="preserve">2018</w:t>
+      </w:r>
+    </w:p>
+    <w:p>
+      <w:pPr>
+        <w:keepNext/>
+        <w:keepLines/>
+        <w:spacing w:before="276" w:after="0" w:line="276" w:lineRule="exact"/>
+        <w:ind w:left="4212" w:firstLine="0"/>
+        <w:jc w:val="left"/>
       </w:pPr>
       <w:r>
         <w:t xml:space="preserve">Respectfully submitted,</w:t>
@@ -1202,27 +2729,82 @@
     </w:p>
     <w:p>
       <w:pPr>
-        <w:pStyle w:val="SigGap"/>
-      </w:pPr>
-      <w:r>
-        <w:rPr>
-          <w:b/>
-          <w:bCs/>
-        </w:rPr>
-        <w:t xml:space="preserve">FIRST MIDWEST BANK</w:t>
-      </w:r>
-    </w:p>
-    <w:p>
-      <w:pPr>
-        <w:pStyle w:val="SigLine"/>
-      </w:pPr>
-      <w:r>
-        <w:t xml:space="preserve">By: /s/ Matthew J. Stockl</w:t>
-      </w:r>
-    </w:p>
-    <w:p>
-      <w:pPr>
-        <w:pStyle w:val="SigEnd"/>
+        <w:keepNext/>
+        <w:keepLines/>
+        <w:spacing w:before="276" w:after="0" w:line="276" w:lineRule="exact"/>
+        <w:ind w:left="4212" w:firstLine="0"/>
+        <w:jc w:val="left"/>
+      </w:pPr>
+      <w:r>
+        <w:rPr>
+          <w:b/>
+          <w:bCs/>
+        </w:rPr>
+        <w:t xml:space="preserve">FIRST</w:t>
+      </w:r>
+      <w:r>
+        <w:rPr>
+          <w:b/>
+          <w:bCs/>
+        </w:rPr>
+        <w:t xml:space="preserve"> </w:t>
+      </w:r>
+      <w:r>
+        <w:rPr>
+          <w:b/>
+          <w:bCs/>
+        </w:rPr>
+        <w:t xml:space="preserve">MIDWEST</w:t>
+      </w:r>
+      <w:r>
+        <w:rPr>
+          <w:b/>
+          <w:bCs/>
+        </w:rPr>
+        <w:t xml:space="preserve"> </w:t>
+      </w:r>
+      <w:r>
+        <w:rPr>
+          <w:b/>
+          <w:bCs/>
+        </w:rPr>
+        <w:t xml:space="preserve">BANK</w:t>
+      </w:r>
+    </w:p>
+    <w:p>
+      <w:pPr>
+        <w:keepNext/>
+        <w:keepLines/>
+        <w:spacing w:before="276" w:after="0" w:line="276" w:lineRule="exact"/>
+        <w:ind w:left="4212" w:firstLine="0"/>
+        <w:jc w:val="left"/>
+      </w:pPr>
+      <w:r>
+        <w:t xml:space="preserve">By: /s/ </w:t>
+      </w:r>
+      <w:r>
+        <w:t xml:space="preserve">Matthew</w:t>
+      </w:r>
+      <w:r>
+        <w:t xml:space="preserve"> </w:t>
+      </w:r>
+      <w:r>
+        <w:t xml:space="preserve">J.</w:t>
+      </w:r>
+      <w:r>
+        <w:t xml:space="preserve"> </w:t>
+      </w:r>
+      <w:r>
+        <w:t xml:space="preserve">Stockl</w:t>
+      </w:r>
+    </w:p>
+    <w:p>
+      <w:pPr>
+        <w:keepNext/>
+        <w:keepLines/>
+        <w:spacing w:before="0" w:after="0" w:line="276" w:lineRule="exact"/>
+        <w:ind w:left="4212" w:firstLine="0"/>
+        <w:jc w:val="left"/>
       </w:pPr>
       <w:r>
         <w:t xml:space="preserve">One of Its Attorneys</w:t>
@@ -1230,55 +2812,217 @@
     </w:p>
     <w:p>
       <w:pPr>
-        <w:pStyle w:val="CounselFirst"/>
-      </w:pPr>
-      <w:r>
-        <w:t xml:space="preserve">Mark L. Prager (No. 2246503)</w:t>
-      </w:r>
-    </w:p>
-    <w:p>
-      <w:pPr>
-        <w:pStyle w:val="CounselLine"/>
-      </w:pPr>
-      <w:r>
-        <w:t xml:space="preserve">William J. McKenna (No. 3124763)</w:t>
-      </w:r>
-    </w:p>
-    <w:p>
-      <w:pPr>
-        <w:pStyle w:val="CounselLine"/>
-      </w:pPr>
-      <w:r>
-        <w:t xml:space="preserve">Matthew J. Stockl (No. 6304087)</w:t>
-      </w:r>
-    </w:p>
-    <w:p>
-      <w:pPr>
-        <w:pStyle w:val="CounselLine"/>
-      </w:pPr>
-      <w:r>
-        <w:t xml:space="preserve">Foley &amp; Lardner LLP</w:t>
-      </w:r>
-    </w:p>
-    <w:p>
-      <w:pPr>
-        <w:pStyle w:val="CounselLine"/>
-      </w:pPr>
-      <w:r>
-        <w:t xml:space="preserve">321 North Clark Street, Suite 2800</w:t>
-      </w:r>
-    </w:p>
-    <w:p>
-      <w:pPr>
-        <w:pStyle w:val="CounselLine"/>
-      </w:pPr>
-      <w:r>
-        <w:t xml:space="preserve">Chicago, IL 60654-5313</w:t>
-      </w:r>
-    </w:p>
-    <w:p>
-      <w:pPr>
-        <w:pStyle w:val="CounselLine"/>
+        <w:keepNext/>
+        <w:keepLines/>
+        <w:spacing w:before="276" w:after="0" w:line="276" w:lineRule="exact"/>
+        <w:ind w:left="0" w:firstLine="0"/>
+        <w:jc w:val="left"/>
+      </w:pPr>
+      <w:r>
+        <w:t xml:space="preserve">Mark</w:t>
+      </w:r>
+      <w:r>
+        <w:t xml:space="preserve"> </w:t>
+      </w:r>
+      <w:r>
+        <w:t xml:space="preserve">L.</w:t>
+      </w:r>
+      <w:r>
+        <w:t xml:space="preserve"> </w:t>
+      </w:r>
+      <w:r>
+        <w:t xml:space="preserve">Prager</w:t>
+      </w:r>
+      <w:r>
+        <w:t xml:space="preserve"> </w:t>
+      </w:r>
+      <w:r>
+        <w:t xml:space="preserve">(No.</w:t>
+      </w:r>
+      <w:r>
+        <w:t xml:space="preserve"> </w:t>
+      </w:r>
+      <w:r>
+        <w:t xml:space="preserve">2246503)</w:t>
+      </w:r>
+    </w:p>
+    <w:p>
+      <w:pPr>
+        <w:keepNext/>
+        <w:keepLines/>
+        <w:spacing w:before="0" w:after="0" w:line="276" w:lineRule="exact"/>
+        <w:ind w:left="0" w:firstLine="0"/>
+        <w:jc w:val="left"/>
+      </w:pPr>
+      <w:r>
+        <w:t xml:space="preserve">William</w:t>
+      </w:r>
+      <w:r>
+        <w:t xml:space="preserve"> </w:t>
+      </w:r>
+      <w:r>
+        <w:t xml:space="preserve">J.</w:t>
+      </w:r>
+      <w:r>
+        <w:t xml:space="preserve"> </w:t>
+      </w:r>
+      <w:r>
+        <w:t xml:space="preserve">McKenna</w:t>
+      </w:r>
+      <w:r>
+        <w:t xml:space="preserve"> </w:t>
+      </w:r>
+      <w:r>
+        <w:t xml:space="preserve">(No.</w:t>
+      </w:r>
+      <w:r>
+        <w:t xml:space="preserve"> </w:t>
+      </w:r>
+      <w:r>
+        <w:t xml:space="preserve">3124763)</w:t>
+      </w:r>
+    </w:p>
+    <w:p>
+      <w:pPr>
+        <w:keepNext/>
+        <w:keepLines/>
+        <w:spacing w:before="0" w:after="0" w:line="276" w:lineRule="exact"/>
+        <w:ind w:left="0" w:firstLine="0"/>
+        <w:jc w:val="left"/>
+      </w:pPr>
+      <w:r>
+        <w:t xml:space="preserve">Matthew</w:t>
+      </w:r>
+      <w:r>
+        <w:t xml:space="preserve"> </w:t>
+      </w:r>
+      <w:r>
+        <w:t xml:space="preserve">J.</w:t>
+      </w:r>
+      <w:r>
+        <w:t xml:space="preserve"> </w:t>
+      </w:r>
+      <w:r>
+        <w:t xml:space="preserve">Stockl</w:t>
+      </w:r>
+      <w:r>
+        <w:t xml:space="preserve"> </w:t>
+      </w:r>
+      <w:r>
+        <w:t xml:space="preserve">(No.</w:t>
+      </w:r>
+      <w:r>
+        <w:t xml:space="preserve"> </w:t>
+      </w:r>
+      <w:r>
+        <w:t xml:space="preserve">6304087)</w:t>
+      </w:r>
+    </w:p>
+    <w:p>
+      <w:pPr>
+        <w:keepNext/>
+        <w:keepLines/>
+        <w:spacing w:before="0" w:after="0" w:line="276" w:lineRule="exact"/>
+        <w:ind w:left="0" w:firstLine="0"/>
+        <w:jc w:val="left"/>
+      </w:pPr>
+      <w:r>
+        <w:t xml:space="preserve">Foley</w:t>
+      </w:r>
+      <w:r>
+        <w:t xml:space="preserve"> </w:t>
+      </w:r>
+      <w:r>
+        <w:t xml:space="preserve">&amp;</w:t>
+      </w:r>
+      <w:r>
+        <w:t xml:space="preserve"> </w:t>
+      </w:r>
+      <w:r>
+        <w:t xml:space="preserve">Lardner</w:t>
+      </w:r>
+      <w:r>
+        <w:t xml:space="preserve"> </w:t>
+      </w:r>
+      <w:r>
+        <w:t xml:space="preserve">LLP</w:t>
+      </w:r>
+    </w:p>
+    <w:p>
+      <w:pPr>
+        <w:keepNext/>
+        <w:keepLines/>
+        <w:spacing w:before="0" w:after="0" w:line="276" w:lineRule="exact"/>
+        <w:ind w:left="0" w:firstLine="0"/>
+        <w:jc w:val="left"/>
+      </w:pPr>
+      <w:r>
+        <w:t xml:space="preserve">321</w:t>
+      </w:r>
+      <w:r>
+        <w:t xml:space="preserve"> </w:t>
+      </w:r>
+      <w:r>
+        <w:t xml:space="preserve">North</w:t>
+      </w:r>
+      <w:r>
+        <w:t xml:space="preserve"> </w:t>
+      </w:r>
+      <w:r>
+        <w:t xml:space="preserve">Clark</w:t>
+      </w:r>
+      <w:r>
+        <w:t xml:space="preserve"> </w:t>
+      </w:r>
+      <w:r>
+        <w:t xml:space="preserve">Street,</w:t>
+      </w:r>
+      <w:r>
+        <w:t xml:space="preserve"> </w:t>
+      </w:r>
+      <w:r>
+        <w:t xml:space="preserve">Suite</w:t>
+      </w:r>
+      <w:r>
+        <w:t xml:space="preserve"> </w:t>
+      </w:r>
+      <w:r>
+        <w:t xml:space="preserve">2800</w:t>
+      </w:r>
+    </w:p>
+    <w:p>
+      <w:pPr>
+        <w:keepNext/>
+        <w:keepLines/>
+        <w:spacing w:before="0" w:after="0" w:line="276" w:lineRule="exact"/>
+        <w:ind w:left="0" w:firstLine="0"/>
+        <w:jc w:val="left"/>
+      </w:pPr>
+      <w:r>
+        <w:t xml:space="preserve">Chicago,</w:t>
+      </w:r>
+      <w:r>
+        <w:t xml:space="preserve"> </w:t>
+      </w:r>
+      <w:r>
+        <w:t xml:space="preserve">IL</w:t>
+      </w:r>
+      <w:r>
+        <w:t xml:space="preserve"> </w:t>
+      </w:r>
+      <w:r>
+        <w:t xml:space="preserve">60654</w:t>
+        <w:noBreakHyphen/>
+        <w:t xml:space="preserve">5313</w:t>
+      </w:r>
+    </w:p>
+    <w:p>
+      <w:pPr>
+        <w:keepNext/>
+        <w:keepLines/>
+        <w:spacing w:before="0" w:after="0" w:line="276" w:lineRule="exact"/>
+        <w:ind w:left="0" w:firstLine="0"/>
+        <w:jc w:val="left"/>
       </w:pPr>
       <w:r>
         <w:t xml:space="preserve">312.832.4500</w:t>
@@ -1286,15 +3030,29 @@
     </w:p>
     <w:p>
       <w:pPr>
-        <w:pStyle w:val="CounselLine"/>
-      </w:pPr>
-      <w:r>
-        <w:t xml:space="preserve">312.832.4700 (fax)</w:t>
-      </w:r>
-    </w:p>
-    <w:p>
-      <w:pPr>
-        <w:pStyle w:val="CounselLine"/>
+        <w:keepNext/>
+        <w:keepLines/>
+        <w:spacing w:before="0" w:after="0" w:line="276" w:lineRule="exact"/>
+        <w:ind w:left="0" w:firstLine="0"/>
+        <w:jc w:val="left"/>
+      </w:pPr>
+      <w:r>
+        <w:t xml:space="preserve">312.832.4700</w:t>
+      </w:r>
+      <w:r>
+        <w:t xml:space="preserve"> </w:t>
+      </w:r>
+      <w:r>
+        <w:t xml:space="preserve">(fax)</w:t>
+      </w:r>
+    </w:p>
+    <w:p>
+      <w:pPr>
+        <w:keepNext/>
+        <w:keepLines/>
+        <w:spacing w:before="0" w:after="0" w:line="276" w:lineRule="exact"/>
+        <w:ind w:left="0" w:firstLine="0"/>
+        <w:jc w:val="left"/>
       </w:pPr>
       <w:r>
         <w:t xml:space="preserve">mprager@foley.com</w:t>
@@ -1302,7 +3060,11 @@
     </w:p>
     <w:p>
       <w:pPr>
-        <w:pStyle w:val="CounselLine"/>
+        <w:keepNext/>
+        <w:keepLines/>
+        <w:spacing w:before="0" w:after="0" w:line="276" w:lineRule="exact"/>
+        <w:ind w:left="0" w:firstLine="0"/>
+        <w:jc w:val="left"/>
       </w:pPr>
       <w:r>
         <w:t xml:space="preserve">wmckenna@foley.com</w:t>
@@ -1310,16 +3072,18 @@
     </w:p>
     <w:p>
       <w:pPr>
-        <w:pStyle w:val="Single"/>
+        <w:spacing w:before="0" w:after="0" w:line="276" w:lineRule="exact"/>
+        <w:ind w:left="0" w:firstLine="0"/>
+        <w:jc w:val="left"/>
       </w:pPr>
       <w:r>
         <w:t xml:space="preserve">mstockl@foley.com</w:t>
       </w:r>
     </w:p>
     <w:sectPr>
-      <w:footerReference w:type="default" r:id="rId100"/>
+      <w:footerReference w:type="default" r:id="rIdFooter1"/>
       <w:pgSz w:w="12240" w:h="15840"/>
-      <w:pgMar w:top="1440" w:right="1440" w:bottom="1440" w:left="1440" w:header="720" w:footer="720" w:gutter="0"/>
+      <w:pgMar w:top="1440" w:right="1440" w:bottom="1440" w:left="1440" w:header="720" w:footer="735" w:gutter="0"/>
     </w:sectPr>
   </w:body>
 </w:document>
@@ -1333,7 +3097,7 @@
 <w:ftr xmlns:w="http://schemas.openxmlformats.org/wordprocessingml/2006/main" xmlns:r="http://schemas.openxmlformats.org/officeDocument/2006/relationships">
   <w:p>
     <w:pPr>
-      <w:pStyle w:val="Footer"/>
+      <w:jc w:val="center"/>
     </w:pPr>
     <w:r>
       <w:fldChar w:fldCharType="begin"/>
@@ -1370,7 +3134,7 @@
       </w:r>
     </w:p>
   </w:footnote>
-  <w:footnote w:id="114">
+  <w:footnote w:id="9">
     <w:p>
       <w:pPr>
         <w:pStyle w:val="FootnoteText"/>
@@ -1481,15 +3245,16 @@
   <w:docDefaults>
     <w:rPrDefault>
       <w:rPr>
-        <w:rFonts w:ascii="EB Garamond" w:hAnsi="EB Garamond" w:eastAsia="EB Garamond" w:cs="EB Garamond"/>
-        <w:sz w:val="26"/>
-        <w:szCs w:val="26"/>
+        <w:rFonts w:ascii="Times New Roman" w:hAnsi="Times New Roman" w:eastAsia="Times New Roman" w:cs="Times New Roman"/>
+        <w:sz w:val="24"/>
+        <w:szCs w:val="24"/>
         <w:lang w:val="en-US" w:eastAsia="zh-CN" w:bidi="ar-SA"/>
       </w:rPr>
     </w:rPrDefault>
     <w:pPrDefault>
       <w:pPr>
-        <w:spacing w:after="0" w:line="240" w:lineRule="auto"/>
+        <w:widowControl/>
+        <w:spacing w:after="0"/>
       </w:pPr>
     </w:pPrDefault>
   </w:docDefaults>
@@ -1501,27 +3266,25 @@
   <w:style w:type="paragraph" w:styleId="BodyText">
     <w:name w:val="Body Text"/>
     <w:basedOn w:val="Normal"/>
+    <w:link w:val="BodyTextChar"/>
     <w:qFormat/>
     <w:pPr>
-      <w:widowControl/>
-      <w:spacing w:before="0" w:after="0" w:line="568" w:lineRule="exact"/>
+      <w:spacing w:before="0" w:after="0" w:line="552" w:lineRule="exact"/>
       <w:ind w:firstLine="720"/>
-      <w:jc w:val="left"/>
     </w:pPr>
   </w:style>
-  <w:style w:type="paragraph" w:styleId="FirstParagraph">
+  <w:style w:type="paragraph" w:customStyle="1" w:styleId="FirstParagraph">
     <w:name w:val="First Paragraph"/>
     <w:basedOn w:val="BodyText"/>
     <w:next w:val="BodyText"/>
     <w:qFormat/>
   </w:style>
-  <w:style w:type="paragraph" w:styleId="Compact">
+  <w:style w:type="paragraph" w:customStyle="1" w:styleId="Compact">
     <w:name w:val="Compact"/>
     <w:basedOn w:val="BodyText"/>
     <w:qFormat/>
     <w:pPr>
-      <w:spacing w:before="0" w:after="0" w:line="240" w:lineRule="auto"/>
-      <w:ind w:firstLine="0"/>
+      <w:spacing w:before="36" w:after="36"/>
     </w:pPr>
   </w:style>
   <w:style w:type="paragraph" w:styleId="Title">
@@ -1661,90 +3424,105 @@
     <w:name w:val="heading 1"/>
     <w:basedOn w:val="Normal"/>
     <w:next w:val="BodyText"/>
+    <w:link w:val="Heading1Char"/>
     <w:uiPriority w:val="9"/>
     <w:qFormat/>
+    <w:rsid w:val="00A10FD9"/>
     <w:pPr>
       <w:keepNext/>
       <w:keepLines/>
-      <w:spacing w:before="416" w:after="260" w:line="240" w:lineRule="auto"/>
+      <w:spacing w:before="276" w:after="276" w:line="276" w:lineRule="exact"/>
       <w:ind w:firstLine="0"/>
       <w:jc w:val="center"/>
       <w:outlineLvl w:val="0"/>
     </w:pPr>
     <w:rPr>
+      <w:rFonts w:ascii="Times New Roman" w:hAnsi="Times New Roman" w:eastAsia="Times New Roman" w:cs="Times New Roman"/>
       <w:b/>
       <w:bCs/>
+      <w:caps/>
       <w:color w:val="000000"/>
-      <w:sz w:val="26"/>
-      <w:szCs w:val="26"/>
+      <w:sz w:val="24"/>
+      <w:szCs w:val="24"/>
     </w:rPr>
   </w:style>
   <w:style w:type="paragraph" w:styleId="Heading2">
     <w:name w:val="heading 2"/>
     <w:basedOn w:val="Normal"/>
     <w:next w:val="BodyText"/>
+    <w:link w:val="Heading2Char"/>
     <w:uiPriority w:val="9"/>
+    <w:semiHidden/>
+    <w:unhideWhenUsed/>
     <w:qFormat/>
+    <w:rsid w:val="00A10FD9"/>
     <w:pPr>
       <w:keepNext/>
       <w:keepLines/>
-      <w:spacing w:before="312" w:after="234" w:line="240" w:lineRule="auto"/>
+      <w:spacing w:before="276" w:after="276" w:line="276" w:lineRule="exact"/>
       <w:ind w:firstLine="0"/>
-      <w:jc w:val="left"/>
       <w:outlineLvl w:val="1"/>
     </w:pPr>
     <w:rPr>
+      <w:rFonts w:ascii="Times New Roman" w:hAnsi="Times New Roman" w:eastAsia="Times New Roman" w:cs="Times New Roman"/>
       <w:b/>
       <w:bCs/>
       <w:color w:val="000000"/>
-      <w:sz w:val="26"/>
-      <w:szCs w:val="26"/>
+      <w:sz w:val="24"/>
+      <w:szCs w:val="24"/>
     </w:rPr>
   </w:style>
   <w:style w:type="paragraph" w:styleId="Heading3">
     <w:name w:val="heading 3"/>
     <w:basedOn w:val="Normal"/>
     <w:next w:val="BodyText"/>
+    <w:link w:val="Heading3Char"/>
     <w:uiPriority w:val="9"/>
+    <w:semiHidden/>
+    <w:unhideWhenUsed/>
     <w:qFormat/>
+    <w:rsid w:val="00A10FD9"/>
     <w:pPr>
       <w:keepNext/>
       <w:keepLines/>
-      <w:spacing w:before="260" w:after="208" w:line="240" w:lineRule="auto"/>
+      <w:spacing w:before="276" w:after="276" w:line="276" w:lineRule="exact"/>
       <w:ind w:firstLine="0"/>
-      <w:jc w:val="left"/>
       <w:outlineLvl w:val="2"/>
     </w:pPr>
     <w:rPr>
+      <w:rFonts w:ascii="Times New Roman" w:hAnsi="Times New Roman" w:eastAsia="Times New Roman" w:cs="Times New Roman"/>
       <w:b/>
       <w:bCs/>
-      <w:i/>
-      <w:iCs/>
       <w:color w:val="000000"/>
-      <w:sz w:val="26"/>
-      <w:szCs w:val="26"/>
+      <w:sz w:val="24"/>
+      <w:szCs w:val="24"/>
     </w:rPr>
   </w:style>
   <w:style w:type="paragraph" w:styleId="Heading4">
     <w:name w:val="heading 4"/>
     <w:basedOn w:val="Normal"/>
     <w:next w:val="BodyText"/>
+    <w:link w:val="Heading4Char"/>
     <w:uiPriority w:val="9"/>
+    <w:semiHidden/>
+    <w:unhideWhenUsed/>
     <w:qFormat/>
+    <w:rsid w:val="00A10FD9"/>
     <w:pPr>
       <w:keepNext/>
       <w:keepLines/>
-      <w:spacing w:before="234" w:after="182" w:line="240" w:lineRule="auto"/>
+      <w:spacing w:before="276" w:after="276" w:line="276" w:lineRule="exact"/>
       <w:ind w:firstLine="0"/>
-      <w:jc w:val="left"/>
       <w:outlineLvl w:val="3"/>
     </w:pPr>
     <w:rPr>
+      <w:rFonts w:ascii="Times New Roman" w:hAnsi="Times New Roman" w:eastAsia="Times New Roman" w:cs="Times New Roman"/>
+      <w:b/>
+      <w:bCs/>
       <w:i/>
-      <w:iCs/>
       <w:color w:val="000000"/>
-      <w:sz w:val="26"/>
-      <w:szCs w:val="26"/>
+      <w:sz w:val="24"/>
+      <w:szCs w:val="24"/>
     </w:rPr>
   </w:style>
   <w:style w:type="paragraph" w:styleId="Heading5">
@@ -1760,12 +3538,18 @@
     <w:pPr>
       <w:keepNext/>
       <w:keepLines/>
-      <w:spacing w:before="80" w:after="40"/>
+      <w:spacing w:before="276" w:after="276" w:line="276" w:lineRule="exact"/>
+      <w:ind w:firstLine="0"/>
       <w:outlineLvl w:val="4"/>
     </w:pPr>
     <w:rPr>
-      <w:rFonts w:eastAsiaTheme="majorEastAsia" w:cstheme="majorBidi"/>
-      <w:color w:val="0F4761" w:themeColor="accent1" w:themeShade="BF"/>
+      <w:rFonts w:ascii="Times New Roman" w:hAnsi="Times New Roman" w:eastAsia="Times New Roman" w:cs="Times New Roman"/>
+      <w:b/>
+      <w:bCs/>
+      <w:i/>
+      <w:color w:val="000000"/>
+      <w:sz w:val="24"/>
+      <w:szCs w:val="24"/>
     </w:rPr>
   </w:style>
   <w:style w:type="paragraph" w:styleId="Heading6">
@@ -1975,27 +3759,34 @@
       <w:color w:val="272727" w:themeColor="text1" w:themeTint="D8"/>
     </w:rPr>
   </w:style>
+  <w:style w:type="paragraph" w:customStyle="1" w:styleId="ListItem">
+    <w:name w:val="List Item"/>
+    <w:basedOn w:val="BodyText"/>
+    <w:qFormat/>
+    <w:pPr>
+      <w:spacing w:before="0" w:after="0" w:line="552" w:lineRule="exact"/>
+      <w:ind w:left="720" w:hanging="720"/>
+    </w:pPr>
+  </w:style>
   <w:style w:type="paragraph" w:styleId="BlockText">
     <w:name w:val="Block Text"/>
-    <w:basedOn w:val="Normal"/>
+    <w:basedOn w:val="BodyText"/>
     <w:next w:val="BodyText"/>
     <w:uiPriority w:val="9"/>
+    <w:unhideWhenUsed/>
+    <w:qFormat/>
+    <w:pPr>
+      <w:spacing w:before="280" w:after="280" w:line="276" w:lineRule="exact"/>
+      <w:ind w:firstLine="0" w:left="720" w:right="720"/>
+    </w:pPr>
+  </w:style>
+  <w:style w:type="paragraph" w:styleId="FootnoteText">
+    <w:name w:val="footnote text"/>
+    <w:basedOn w:val="Normal"/>
     <w:qFormat/>
     <w:pPr>
       <w:widowControl/>
-      <w:spacing w:before="240" w:after="240" w:line="240" w:lineRule="auto"/>
-      <w:ind w:left="720" w:right="720" w:firstLine="0"/>
-      <w:jc w:val="left"/>
-    </w:pPr>
-  </w:style>
-  <w:style w:type="paragraph" w:styleId="FootnoteText">
-    <w:name w:val="footnote text"/>
-    <w:basedOn w:val="Normal"/>
-    <w:uiPriority w:val="99"/>
-    <w:unhideWhenUsed/>
-    <w:pPr>
-      <w:spacing w:before="0" w:after="100" w:line="240" w:lineRule="auto"/>
-      <w:ind w:firstLine="0"/>
+      <w:spacing w:before="0" w:after="140" w:line="253" w:lineRule="exact"/>
     </w:pPr>
     <w:rPr>
       <w:sz w:val="22"/>
@@ -2010,8 +3801,8 @@
     <w:unhideWhenUsed/>
     <w:qFormat/>
     <w:pPr>
-      <w:spacing w:before="100" w:after="100"/>
-      <w:ind w:firstLine="0" w:left="480" w:right="480"/>
+      <w:spacing w:before="280" w:after="280"/>
+      <w:ind w:firstLine="0" w:left="720" w:right="720"/>
     </w:pPr>
   </w:style>
   <w:style w:type="character" w:default="1" w:styleId="DefaultParagraphFont">
@@ -2119,7 +3910,7 @@
     <w:name w:val="Hyperlink"/>
     <w:basedOn w:val="BodyTextChar"/>
     <w:rPr>
-      <w:color w:val="4F81BD" w:themeColor="accent1"/>
+      <w:color w:val="000000"/>
     </w:rPr>
   </w:style>
   <w:style w:type="paragraph" w:styleId="TOCHeading">
@@ -2140,87 +3931,12 @@
       <w:color w:val="365F91" w:themeColor="accent1" w:themeShade="BF"/>
     </w:rPr>
   </w:style>
-  <w:style w:type="paragraph" w:styleId="Footer">
-    <w:name w:val="footer"/>
-    <w:basedOn w:val="Normal"/>
-    <w:uiPriority w:val="99"/>
-    <w:unhideWhenUsed/>
-    <w:pPr>
-      <w:spacing w:before="0" w:after="0" w:line="240" w:lineRule="auto"/>
-      <w:ind w:firstLine="0"/>
-      <w:jc w:val="center"/>
-    </w:pPr>
-  </w:style>
-  <w:style w:type="paragraph" w:customStyle="1" w:styleId="Centered">
-    <w:name w:val="Centered"/>
-    <w:basedOn w:val="Normal"/>
+  <w:style w:type="paragraph" w:customStyle="1" w:styleId="BodyTextNote">
+    <w:name w:val="Body Text Note"/>
+    <w:basedOn w:val="BodyText"/>
     <w:qFormat/>
     <w:pPr>
-      <w:spacing w:before="0" w:after="0" w:line="240" w:lineRule="auto"/>
-      <w:ind w:firstLine="0"/>
-      <w:jc w:val="center"/>
-    </w:pPr>
-  </w:style>
-  <w:style w:type="paragraph" w:customStyle="1" w:styleId="CenteredBold">
-    <w:name w:val="Centered Bold"/>
-    <w:basedOn w:val="Centered"/>
-    <w:qFormat/>
-    <w:rPr>
-      <w:b/>
-      <w:bCs/>
-    </w:rPr>
-  </w:style>
-  <w:style w:type="paragraph" w:customStyle="1" w:styleId="CourtHeadEnd">
-    <w:name w:val="Court Head End"/>
-    <w:basedOn w:val="CenteredBold"/>
-    <w:qFormat/>
-    <w:pPr>
-      <w:spacing w:after="390"/>
-    </w:pPr>
-  </w:style>
-  <w:style w:type="paragraph" w:customStyle="1" w:styleId="TitleLine">
-    <w:name w:val="Title Line"/>
-    <w:basedOn w:val="CenteredBold"/>
-    <w:qFormat/>
-    <w:pPr>
-      <w:keepLines/>
-      <w:spacing w:before="390" w:after="390"/>
-      <w:ind w:left="702" w:right="702" w:firstLine="0"/>
-    </w:pPr>
-  </w:style>
-  <w:style w:type="paragraph" w:customStyle="1" w:styleId="Single">
-    <w:name w:val="Single"/>
-    <w:basedOn w:val="Normal"/>
-    <w:qFormat/>
-    <w:pPr>
-      <w:spacing w:before="0" w:after="0" w:line="240" w:lineRule="auto"/>
-      <w:ind w:firstLine="0"/>
-      <w:jc w:val="left"/>
-    </w:pPr>
-  </w:style>
-  <w:style w:type="paragraph" w:customStyle="1" w:styleId="SingleGap">
-    <w:name w:val="Single Gap"/>
-    <w:basedOn w:val="Single"/>
-    <w:qFormat/>
-    <w:pPr>
-      <w:spacing w:after="234"/>
-    </w:pPr>
-  </w:style>
-  <w:style w:type="paragraph" w:customStyle="1" w:styleId="CertBody">
-    <w:name w:val="Certificate Body"/>
-    <w:basedOn w:val="Single"/>
-    <w:qFormat/>
-    <w:pPr>
-      <w:spacing w:after="260"/>
-    </w:pPr>
-  </w:style>
-  <w:style w:type="paragraph" w:customStyle="1" w:styleId="CertHead">
-    <w:name w:val="Certificate Heading"/>
-    <w:basedOn w:val="CenteredBold"/>
-    <w:qFormat/>
-    <w:pPr>
-      <w:keepNext/>
-      <w:spacing w:before="520" w:after="260"/>
+      <w:widowControl w:val="0"/>
     </w:pPr>
   </w:style>
   <w:style w:type="paragraph" w:customStyle="1" w:styleId="BodyKeep">
@@ -2231,199 +3947,6 @@
       <w:keepNext/>
       <w:keepLines/>
     </w:pPr>
-  </w:style>
-  <w:style w:type="paragraph" w:customStyle="1" w:styleId="DatedLine">
-    <w:name w:val="Dated Line"/>
-    <w:basedOn w:val="Single"/>
-    <w:qFormat/>
-    <w:pPr>
-      <w:keepNext/>
-      <w:spacing w:before="390" w:after="312"/>
-    </w:pPr>
-  </w:style>
-  <w:style w:type="paragraph" w:customStyle="1" w:styleId="SigTop">
-    <w:name w:val="Signature Top"/>
-    <w:basedOn w:val="Single"/>
-    <w:qFormat/>
-    <w:pPr>
-      <w:keepNext/>
-      <w:keepLines/>
-      <w:spacing w:before="390" w:after="260"/>
-      <w:ind w:left="4212" w:firstLine="0"/>
-    </w:pPr>
-  </w:style>
-  <w:style w:type="paragraph" w:customStyle="1" w:styleId="SigFirst">
-    <w:name w:val="Signature First"/>
-    <w:basedOn w:val="Single"/>
-    <w:qFormat/>
-    <w:pPr>
-      <w:keepNext/>
-      <w:keepLines/>
-      <w:spacing w:before="0" w:after="260"/>
-      <w:ind w:left="4212" w:firstLine="0"/>
-    </w:pPr>
-  </w:style>
-  <w:style w:type="paragraph" w:customStyle="1" w:styleId="CertBody">
-    <w:name w:val="Certificate Body"/>
-    <w:basedOn w:val="Single"/>
-    <w:qFormat/>
-    <w:pPr>
-      <w:keepNext/>
-      <w:keepLines/>
-      <w:spacing w:after="260"/>
-    </w:pPr>
-  </w:style>
-  <w:style w:type="paragraph" w:customStyle="1" w:styleId="CertLine">
-    <w:name w:val="Certificate Line"/>
-    <w:basedOn w:val="Single"/>
-    <w:qFormat/>
-    <w:pPr>
-      <w:keepNext/>
-      <w:keepLines/>
-    </w:pPr>
-  </w:style>
-  <w:style w:type="paragraph" w:customStyle="1" w:styleId="CertGap">
-    <w:name w:val="Certificate Gap"/>
-    <w:basedOn w:val="CertLine"/>
-    <w:qFormat/>
-    <w:pPr>
-      <w:spacing w:after="234"/>
-    </w:pPr>
-  </w:style>
-  <w:style w:type="paragraph" w:customStyle="1" w:styleId="CertSig">
-    <w:name w:val="Certificate Signature"/>
-    <w:basedOn w:val="Single"/>
-    <w:qFormat/>
-    <w:pPr>
-      <w:keepLines/>
-      <w:spacing w:before="312"/>
-      <w:ind w:left="4212" w:firstLine="0"/>
-    </w:pPr>
-  </w:style>
-  <w:style w:type="paragraph" w:customStyle="1" w:styleId="SigLine">
-    <w:name w:val="Signature Line"/>
-    <w:basedOn w:val="Single"/>
-    <w:qFormat/>
-    <w:pPr>
-      <w:keepNext/>
-      <w:keepLines/>
-      <w:ind w:left="4212" w:firstLine="0"/>
-    </w:pPr>
-  </w:style>
-  <w:style w:type="paragraph" w:customStyle="1" w:styleId="SigGap">
-    <w:name w:val="Signature Gap"/>
-    <w:basedOn w:val="SigLine"/>
-    <w:qFormat/>
-    <w:pPr>
-      <w:spacing w:after="260"/>
-    </w:pPr>
-  </w:style>
-  <w:style w:type="paragraph" w:customStyle="1" w:styleId="SigEnd">
-    <w:name w:val="Signature End"/>
-    <w:basedOn w:val="Single"/>
-    <w:qFormat/>
-    <w:pPr>
-      <w:keepNext/>
-      <w:keepLines/>
-      <w:ind w:left="4212" w:firstLine="0"/>
-    </w:pPr>
-  </w:style>
-  <w:style w:type="paragraph" w:customStyle="1" w:styleId="CounselFirst">
-    <w:name w:val="Counsel First"/>
-    <w:basedOn w:val="Single"/>
-    <w:qFormat/>
-    <w:pPr>
-      <w:keepNext/>
-      <w:keepLines/>
-      <w:spacing w:before="312"/>
-    </w:pPr>
-  </w:style>
-  <w:style w:type="paragraph" w:customStyle="1" w:styleId="CounselLine">
-    <w:name w:val="Counsel Line"/>
-    <w:basedOn w:val="Single"/>
-    <w:qFormat/>
-    <w:pPr>
-      <w:keepNext/>
-      <w:keepLines/>
-    </w:pPr>
-  </w:style>
-  <w:style w:type="paragraph" w:customStyle="1" w:styleId="CaptionCell">
-    <w:name w:val="Caption Cell"/>
-    <w:basedOn w:val="Single"/>
-    <w:qFormat/>
-  </w:style>
-  <w:style w:type="paragraph" w:customStyle="1" w:styleId="CaptionParen">
-    <w:name w:val="Caption Paren"/>
-    <w:basedOn w:val="Single"/>
-    <w:qFormat/>
-    <w:pPr>
-      <w:jc w:val="center"/>
-    </w:pPr>
-  </w:style>
-  <w:style w:type="paragraph" w:customStyle="1" w:styleId="BodyKeep">
-    <w:name w:val="BodyKeep"/>
-    <w:basedOn w:val="BodyText"/>
-    <w:qFormat/>
-  </w:style>
-  <w:style w:type="paragraph" w:customStyle="1" w:styleId="CaptionCell">
-    <w:name w:val="CaptionCell"/>
-    <w:basedOn w:val="BodyText"/>
-    <w:qFormat/>
-  </w:style>
-  <w:style w:type="paragraph" w:customStyle="1" w:styleId="CaptionParen">
-    <w:name w:val="CaptionParen"/>
-    <w:basedOn w:val="BodyText"/>
-    <w:qFormat/>
-  </w:style>
-  <w:style w:type="paragraph" w:customStyle="1" w:styleId="CenteredBold">
-    <w:name w:val="CenteredBold"/>
-    <w:basedOn w:val="BodyText"/>
-    <w:qFormat/>
-  </w:style>
-  <w:style w:type="paragraph" w:customStyle="1" w:styleId="CounselFirst">
-    <w:name w:val="CounselFirst"/>
-    <w:basedOn w:val="BodyText"/>
-    <w:qFormat/>
-  </w:style>
-  <w:style w:type="paragraph" w:customStyle="1" w:styleId="CounselLine">
-    <w:name w:val="CounselLine"/>
-    <w:basedOn w:val="BodyText"/>
-    <w:qFormat/>
-  </w:style>
-  <w:style w:type="paragraph" w:customStyle="1" w:styleId="CourtHeadEnd">
-    <w:name w:val="CourtHeadEnd"/>
-    <w:basedOn w:val="BodyText"/>
-    <w:qFormat/>
-  </w:style>
-  <w:style w:type="paragraph" w:customStyle="1" w:styleId="DatedLine">
-    <w:name w:val="DatedLine"/>
-    <w:basedOn w:val="BodyText"/>
-    <w:qFormat/>
-  </w:style>
-  <w:style w:type="paragraph" w:customStyle="1" w:styleId="SigEnd">
-    <w:name w:val="SigEnd"/>
-    <w:basedOn w:val="BodyText"/>
-    <w:qFormat/>
-  </w:style>
-  <w:style w:type="paragraph" w:customStyle="1" w:styleId="SigFirst">
-    <w:name w:val="SigFirst"/>
-    <w:basedOn w:val="BodyText"/>
-    <w:qFormat/>
-  </w:style>
-  <w:style w:type="paragraph" w:customStyle="1" w:styleId="SigGap">
-    <w:name w:val="SigGap"/>
-    <w:basedOn w:val="BodyText"/>
-    <w:qFormat/>
-  </w:style>
-  <w:style w:type="paragraph" w:customStyle="1" w:styleId="SigLine">
-    <w:name w:val="SigLine"/>
-    <w:basedOn w:val="BodyText"/>
-    <w:qFormat/>
-  </w:style>
-  <w:style w:type="paragraph" w:customStyle="1" w:styleId="TitleLine">
-    <w:name w:val="TitleLine"/>
-    <w:basedOn w:val="BodyText"/>
-    <w:qFormat/>
   </w:style>
   <w:style w:type="paragraph" w:customStyle="1" w:styleId="SourceCode">
     <w:name w:val="Source Code"/>
